--- a/00-首页/题组Word/第一轮习题集/结构化学/晶体结构练习题组-学生版.docx
+++ b/00-首页/题组Word/第一轮习题集/结构化学/晶体结构练习题组-学生版.docx
@@ -24470,7 +24470,7 @@
     <ns0:name ns0:val="Verbatim Char"/>
     <ns0:basedOn ns0:val="BodyTextChar"/>
     <ns0:rPr>
-      <ns0:rFonts ns0:ascii="Times New Roman" ns0:cs="Times New Roman" ns0:eastAsia="FangSong" ns0:hAnsi="Times New Roman"/>
+      <ns0:rFonts ns0:ascii="SimSun" ns0:cs="SimSun" ns0:eastAsia="SimSun" ns0:hAnsi="SimSun"/>
       <ns0:b ns0:val="0"/>
       <ns0:sz ns0:val="20"/>
     </ns0:rPr>
@@ -24524,7 +24524,7 @@
       <w:wordWrap w:val="off"/>
     </w:pPr>
     <ns0:rPr>
-      <w:rFonts ns0:ascii="Times New Roman" ns0:hAnsi="Times New Roman" ns0:eastAsia="FangSong" ns0:cs="Times New Roman"/>
+      <w:rFonts ns0:ascii="SimSun" ns0:hAnsi="SimSun" ns0:eastAsia="SimSun" ns0:cs="SimSun"/>
     </ns0:rPr>
   </w:style>
   <w:style w:type="character" w:customStyle="1" w:styleId="KeywordTok">

--- a/00-首页/题组Word/第一轮习题集/结构化学/晶体结构练习题组-学生版.docx
+++ b/00-首页/题组Word/第一轮习题集/结构化学/晶体结构练习题组-学生版.docx
@@ -641,6 +641,8 @@
     <w:p>
       <w:pPr>
         <w:pStyle w:val="FirstParagraph"/>
+        <w:ind w:left="480" w:hanging="480"/>
+        <w:spacing w:after="0"/>
       </w:pPr>
       <w:r>
         <w:rPr>
@@ -664,7 +666,20 @@
         <w:rPr>
           <w:rFonts w:hint="eastAsia" w:ascii="Times New Roman" w:hAnsi="Times New Roman" w:eastAsia="Times New Roman" w:cs="Times New Roman"/>
         </w:rPr>
-        <w:t>：A.</w:t>
+        <w:t>：</w:t>
+      </w:r>
+    </w:p>
+    <w:p>
+      <w:pPr>
+        <w:pStyle w:val="FirstParagraph"/>
+        <w:ind w:left="480" w:hanging="480"/>
+        <w:spacing w:before="0" w:after="0"/>
+      </w:pPr>
+      <w:r>
+        <w:rPr>
+          <w:rFonts w:hint="eastAsia" w:ascii="Times New Roman" w:hAnsi="Times New Roman" w:eastAsia="Times New Roman" w:cs="Times New Roman"/>
+        </w:rPr>
+        <w:t>A.</w:t>
       </w:r>
       <w:r>
         <w:rPr>
@@ -694,7 +709,20 @@
         <w:rPr>
           <w:rFonts w:ascii="Times New Roman" w:hAnsi="Times New Roman" w:eastAsia="Times New Roman" w:cs="Times New Roman"/>
         </w:rPr>
-        <w:t xml:space="preserve"> B. </w:t>
+        <w:t xml:space="preserve"> </w:t>
+      </w:r>
+    </w:p>
+    <w:p>
+      <w:pPr>
+        <w:pStyle w:val="FirstParagraph"/>
+        <w:ind w:left="480" w:hanging="480"/>
+        <w:spacing w:before="0" w:after="0"/>
+      </w:pPr>
+      <w:r>
+        <w:rPr>
+          <w:rFonts w:ascii="Times New Roman" w:hAnsi="Times New Roman" w:eastAsia="Times New Roman" w:cs="Times New Roman"/>
+        </w:rPr>
+        <w:t xml:space="preserve">B. </w:t>
       </w:r>
       <w:r>
         <w:rPr>
@@ -731,7 +759,20 @@
         <w:rPr>
           <w:rFonts w:ascii="Times New Roman" w:hAnsi="Times New Roman" w:eastAsia="Times New Roman" w:cs="Times New Roman"/>
         </w:rPr>
-        <w:t xml:space="preserve"> C. </w:t>
+        <w:t xml:space="preserve"> </w:t>
+      </w:r>
+    </w:p>
+    <w:p>
+      <w:pPr>
+        <w:pStyle w:val="FirstParagraph"/>
+        <w:ind w:left="480" w:hanging="480"/>
+        <w:spacing w:before="0" w:after="0"/>
+      </w:pPr>
+      <w:r>
+        <w:rPr>
+          <w:rFonts w:ascii="Times New Roman" w:hAnsi="Times New Roman" w:eastAsia="Times New Roman" w:cs="Times New Roman"/>
+        </w:rPr>
+        <w:t xml:space="preserve">C. </w:t>
       </w:r>
       <w:r>
         <w:rPr>
@@ -755,7 +796,20 @@
         <w:rPr>
           <w:rFonts w:ascii="Times New Roman" w:hAnsi="Times New Roman" w:eastAsia="Times New Roman" w:cs="Times New Roman"/>
         </w:rPr>
-        <w:t xml:space="preserve"> D. </w:t>
+        <w:t xml:space="preserve"> </w:t>
+      </w:r>
+    </w:p>
+    <w:p>
+      <w:pPr>
+        <w:pStyle w:val="FirstParagraph"/>
+        <w:ind w:left="480" w:hanging="480"/>
+        <w:spacing w:before="0" w:after="180"/>
+      </w:pPr>
+      <w:r>
+        <w:rPr>
+          <w:rFonts w:ascii="Times New Roman" w:hAnsi="Times New Roman" w:eastAsia="Times New Roman" w:cs="Times New Roman"/>
+        </w:rPr>
+        <w:t xml:space="preserve">D. </w:t>
       </w:r>
       <w:r>
         <w:rPr>
@@ -781,6 +835,16 @@
         </w:rPr>
         <w:t>）</w:t>
       </w:r>
+    </w:p>
+    <w:p>
+      <w:pPr>
+        <w:spacing w:before="0" w:after="0"/>
+      </w:pPr>
+    </w:p>
+    <w:p>
+      <w:pPr>
+        <w:spacing w:before="0" w:after="0"/>
+      </w:pPr>
     </w:p>
     <w:p>
       <w:pPr>
@@ -1036,7 +1100,7 @@
         </w:rPr>
         <w:drawing>
           <wp:inline>
-            <wp:extent cx="2520000" cy="3708679"/>
+            <wp:extent cx="2504562" cy="3708679"/>
             <wp:effectExtent b="0" l="0" r="0" t="0"/>
             <wp:docPr descr="" title="" id="12" name="Picture"/>
             <a:graphic>
@@ -1057,7 +1121,7 @@
                   <pic:spPr bwMode="auto">
                     <a:xfrm>
                       <a:off x="0" y="0"/>
-                      <a:ext cx="2520000" cy="3708679"/>
+                      <a:ext cx="2504562" cy="3708679"/>
                     </a:xfrm>
                     <a:prstGeom prst="rect">
                       <a:avLst/>
@@ -1093,7 +1157,7 @@
         </w:rPr>
         <w:drawing>
           <wp:inline>
-            <wp:extent cx="3240000" cy="3504000"/>
+            <wp:extent cx="3240000" cy="3457612"/>
             <wp:effectExtent b="0" l="0" r="0" t="0"/>
             <wp:docPr descr="" title="" id="15" name="Picture"/>
             <a:graphic>
@@ -1114,7 +1178,7 @@
                   <pic:spPr bwMode="auto">
                     <a:xfrm>
                       <a:off x="0" y="0"/>
-                      <a:ext cx="3240000" cy="3504000"/>
+                      <a:ext cx="3240000" cy="3457612"/>
                     </a:xfrm>
                     <a:prstGeom prst="rect">
                       <a:avLst/>
@@ -1150,7 +1214,7 @@
         </w:rPr>
         <w:drawing>
           <wp:inline>
-            <wp:extent cx="3240000" cy="3261744"/>
+            <wp:extent cx="3217962" cy="3261744"/>
             <wp:effectExtent b="0" l="0" r="0" t="0"/>
             <wp:docPr descr="" title="" id="18" name="Picture"/>
             <a:graphic>
@@ -1171,7 +1235,7 @@
                   <pic:spPr bwMode="auto">
                     <a:xfrm>
                       <a:off x="0" y="0"/>
-                      <a:ext cx="3240000" cy="3261744"/>
+                      <a:ext cx="3217962" cy="3261744"/>
                     </a:xfrm>
                     <a:prstGeom prst="rect">
                       <a:avLst/>
@@ -1192,6 +1256,31 @@
     </w:p>
     <w:p>
       <w:pPr>
+        <w:spacing w:before="0" w:after="0"/>
+      </w:pPr>
+    </w:p>
+    <w:p>
+      <w:pPr>
+        <w:spacing w:before="0" w:after="0"/>
+      </w:pPr>
+    </w:p>
+    <w:p>
+      <w:pPr>
+        <w:spacing w:before="0" w:after="0"/>
+      </w:pPr>
+    </w:p>
+    <w:p>
+      <w:pPr>
+        <w:spacing w:before="0" w:after="0"/>
+      </w:pPr>
+    </w:p>
+    <w:p>
+      <w:pPr>
+        <w:spacing w:before="0" w:after="0"/>
+      </w:pPr>
+    </w:p>
+    <w:p>
+      <w:pPr>
         <w:spacing w:before="160" w:after="80"/>
       </w:pPr>
       <w:r>
@@ -1443,6 +1532,31 @@
     </w:p>
     <w:p>
       <w:pPr>
+        <w:spacing w:before="0" w:after="0"/>
+      </w:pPr>
+    </w:p>
+    <w:p>
+      <w:pPr>
+        <w:spacing w:before="0" w:after="0"/>
+      </w:pPr>
+    </w:p>
+    <w:p>
+      <w:pPr>
+        <w:spacing w:before="0" w:after="0"/>
+      </w:pPr>
+    </w:p>
+    <w:p>
+      <w:pPr>
+        <w:spacing w:before="0" w:after="0"/>
+      </w:pPr>
+    </w:p>
+    <w:p>
+      <w:pPr>
+        <w:spacing w:before="0" w:after="0"/>
+      </w:pPr>
+    </w:p>
+    <w:p>
+      <w:pPr>
         <w:spacing w:before="160" w:after="80"/>
       </w:pPr>
       <w:r>
@@ -1667,6 +1781,21 @@
     </w:p>
     <w:p>
       <w:pPr>
+        <w:spacing w:before="0" w:after="0"/>
+      </w:pPr>
+    </w:p>
+    <w:p>
+      <w:pPr>
+        <w:spacing w:before="0" w:after="0"/>
+      </w:pPr>
+    </w:p>
+    <w:p>
+      <w:pPr>
+        <w:spacing w:before="0" w:after="0"/>
+      </w:pPr>
+    </w:p>
+    <w:p>
+      <w:pPr>
         <w:spacing w:before="160" w:after="80"/>
       </w:pPr>
       <w:r>
@@ -1850,6 +1979,21 @@
         </w:rPr>
         <w:t>？</w:t>
       </w:r>
+    </w:p>
+    <w:p>
+      <w:pPr>
+        <w:spacing w:before="0" w:after="0"/>
+      </w:pPr>
+    </w:p>
+    <w:p>
+      <w:pPr>
+        <w:spacing w:before="0" w:after="0"/>
+      </w:pPr>
+    </w:p>
+    <w:p>
+      <w:pPr>
+        <w:spacing w:before="0" w:after="0"/>
+      </w:pPr>
     </w:p>
     <w:p>
       <w:pPr>
@@ -2181,6 +2325,31 @@
         </w:rPr>
         <w:t>。</w:t>
       </w:r>
+    </w:p>
+    <w:p>
+      <w:pPr>
+        <w:spacing w:before="0" w:after="0"/>
+      </w:pPr>
+    </w:p>
+    <w:p>
+      <w:pPr>
+        <w:spacing w:before="0" w:after="0"/>
+      </w:pPr>
+    </w:p>
+    <w:p>
+      <w:pPr>
+        <w:spacing w:before="0" w:after="0"/>
+      </w:pPr>
+    </w:p>
+    <w:p>
+      <w:pPr>
+        <w:spacing w:before="0" w:after="0"/>
+      </w:pPr>
+    </w:p>
+    <w:p>
+      <w:pPr>
+        <w:spacing w:before="0" w:after="0"/>
+      </w:pPr>
     </w:p>
     <w:p>
       <w:pPr>
@@ -2671,6 +2840,31 @@
     </w:p>
     <w:p>
       <w:pPr>
+        <w:spacing w:before="0" w:after="0"/>
+      </w:pPr>
+    </w:p>
+    <w:p>
+      <w:pPr>
+        <w:spacing w:before="0" w:after="0"/>
+      </w:pPr>
+    </w:p>
+    <w:p>
+      <w:pPr>
+        <w:spacing w:before="0" w:after="0"/>
+      </w:pPr>
+    </w:p>
+    <w:p>
+      <w:pPr>
+        <w:spacing w:before="0" w:after="0"/>
+      </w:pPr>
+    </w:p>
+    <w:p>
+      <w:pPr>
+        <w:spacing w:before="0" w:after="0"/>
+      </w:pPr>
+    </w:p>
+    <w:p>
+      <w:pPr>
         <w:spacing w:before="160" w:after="80"/>
       </w:pPr>
       <w:r>
@@ -2949,6 +3143,31 @@
         </w:rPr>
         <w:t>。</w:t>
       </w:r>
+    </w:p>
+    <w:p>
+      <w:pPr>
+        <w:spacing w:before="0" w:after="0"/>
+      </w:pPr>
+    </w:p>
+    <w:p>
+      <w:pPr>
+        <w:spacing w:before="0" w:after="0"/>
+      </w:pPr>
+    </w:p>
+    <w:p>
+      <w:pPr>
+        <w:spacing w:before="0" w:after="0"/>
+      </w:pPr>
+    </w:p>
+    <w:p>
+      <w:pPr>
+        <w:spacing w:before="0" w:after="0"/>
+      </w:pPr>
+    </w:p>
+    <w:p>
+      <w:pPr>
+        <w:spacing w:before="0" w:after="0"/>
+      </w:pPr>
     </w:p>
     <w:p>
       <w:pPr>
@@ -3676,7 +3895,7 @@
         </w:rPr>
         <w:drawing>
           <wp:inline>
-            <wp:extent cx="3111500" cy="3111500"/>
+            <wp:extent cx="3073400" cy="3111500"/>
             <wp:effectExtent b="0" l="0" r="0" t="0"/>
             <wp:docPr descr="" title="" id="56" name="Picture"/>
             <a:graphic>
@@ -3697,7 +3916,7 @@
                   <pic:spPr bwMode="auto">
                     <a:xfrm>
                       <a:off x="0" y="0"/>
-                      <a:ext cx="3111500" cy="3111500"/>
+                      <a:ext cx="3073400" cy="3111500"/>
                     </a:xfrm>
                     <a:prstGeom prst="rect">
                       <a:avLst/>
@@ -3830,6 +4049,46 @@
     </w:p>
     <w:p>
       <w:pPr>
+        <w:spacing w:before="0" w:after="0"/>
+      </w:pPr>
+    </w:p>
+    <w:p>
+      <w:pPr>
+        <w:spacing w:before="0" w:after="0"/>
+      </w:pPr>
+    </w:p>
+    <w:p>
+      <w:pPr>
+        <w:spacing w:before="0" w:after="0"/>
+      </w:pPr>
+    </w:p>
+    <w:p>
+      <w:pPr>
+        <w:spacing w:before="0" w:after="0"/>
+      </w:pPr>
+    </w:p>
+    <w:p>
+      <w:pPr>
+        <w:spacing w:before="0" w:after="0"/>
+      </w:pPr>
+    </w:p>
+    <w:p>
+      <w:pPr>
+        <w:spacing w:before="0" w:after="0"/>
+      </w:pPr>
+    </w:p>
+    <w:p>
+      <w:pPr>
+        <w:spacing w:before="0" w:after="0"/>
+      </w:pPr>
+    </w:p>
+    <w:p>
+      <w:pPr>
+        <w:spacing w:before="0" w:after="0"/>
+      </w:pPr>
+    </w:p>
+    <w:p>
+      <w:pPr>
         <w:spacing w:before="160" w:after="80"/>
       </w:pPr>
       <w:r>
@@ -4155,6 +4414,31 @@
     </w:p>
     <w:p>
       <w:pPr>
+        <w:spacing w:before="0" w:after="0"/>
+      </w:pPr>
+    </w:p>
+    <w:p>
+      <w:pPr>
+        <w:spacing w:before="0" w:after="0"/>
+      </w:pPr>
+    </w:p>
+    <w:p>
+      <w:pPr>
+        <w:spacing w:before="0" w:after="0"/>
+      </w:pPr>
+    </w:p>
+    <w:p>
+      <w:pPr>
+        <w:spacing w:before="0" w:after="0"/>
+      </w:pPr>
+    </w:p>
+    <w:p>
+      <w:pPr>
+        <w:spacing w:before="0" w:after="0"/>
+      </w:pPr>
+    </w:p>
+    <w:p>
+      <w:pPr>
         <w:spacing w:before="160" w:after="80"/>
       </w:pPr>
       <w:r>
@@ -4449,7 +4733,7 @@
         </w:rPr>
         <w:drawing>
           <wp:inline>
-            <wp:extent cx="3240000" cy="3135789"/>
+            <wp:extent cx="3212506" cy="3135789"/>
             <wp:effectExtent b="0" l="0" r="0" t="0"/>
             <wp:docPr descr="" title="" id="61" name="Picture"/>
             <a:graphic>
@@ -4470,7 +4754,7 @@
                   <pic:spPr bwMode="auto">
                     <a:xfrm>
                       <a:off x="0" y="0"/>
-                      <a:ext cx="3240000" cy="3135789"/>
+                      <a:ext cx="3212506" cy="3135789"/>
                     </a:xfrm>
                     <a:prstGeom prst="rect">
                       <a:avLst/>
@@ -4622,7 +4906,7 @@
         </w:rPr>
         <w:drawing>
           <wp:inline>
-            <wp:extent cx="2933700" cy="2374900"/>
+            <wp:extent cx="2933700" cy="2359999"/>
             <wp:effectExtent b="0" l="0" r="0" t="0"/>
             <wp:docPr descr="" title="" id="64" name="Picture"/>
             <a:graphic>
@@ -4643,7 +4927,7 @@
                   <pic:spPr bwMode="auto">
                     <a:xfrm>
                       <a:off x="0" y="0"/>
-                      <a:ext cx="2933700" cy="2374900"/>
+                      <a:ext cx="2933700" cy="2359999"/>
                     </a:xfrm>
                     <a:prstGeom prst="rect">
                       <a:avLst/>
@@ -4664,6 +4948,31 @@
     </w:p>
     <w:p>
       <w:pPr>
+        <w:spacing w:before="0" w:after="0"/>
+      </w:pPr>
+    </w:p>
+    <w:p>
+      <w:pPr>
+        <w:spacing w:before="0" w:after="0"/>
+      </w:pPr>
+    </w:p>
+    <w:p>
+      <w:pPr>
+        <w:spacing w:before="0" w:after="0"/>
+      </w:pPr>
+    </w:p>
+    <w:p>
+      <w:pPr>
+        <w:spacing w:before="0" w:after="0"/>
+      </w:pPr>
+    </w:p>
+    <w:p>
+      <w:pPr>
+        <w:spacing w:before="0" w:after="0"/>
+      </w:pPr>
+    </w:p>
+    <w:p>
+      <w:pPr>
         <w:spacing w:before="160" w:after="80"/>
       </w:pPr>
       <w:r>
@@ -4994,7 +5303,7 @@
         </w:rPr>
         <w:drawing>
           <wp:inline>
-            <wp:extent cx="3240000" cy="3115549"/>
+            <wp:extent cx="3240000" cy="3096290"/>
             <wp:effectExtent b="0" l="0" r="0" t="0"/>
             <wp:docPr descr="" title="" id="68" name="Picture"/>
             <a:graphic>
@@ -5015,7 +5324,7 @@
                   <pic:spPr bwMode="auto">
                     <a:xfrm>
                       <a:off x="0" y="0"/>
-                      <a:ext cx="3240000" cy="3115549"/>
+                      <a:ext cx="3240000" cy="3096290"/>
                     </a:xfrm>
                     <a:prstGeom prst="rect">
                       <a:avLst/>
@@ -5036,6 +5345,31 @@
     </w:p>
     <w:p>
       <w:pPr>
+        <w:spacing w:before="0" w:after="0"/>
+      </w:pPr>
+    </w:p>
+    <w:p>
+      <w:pPr>
+        <w:spacing w:before="0" w:after="0"/>
+      </w:pPr>
+    </w:p>
+    <w:p>
+      <w:pPr>
+        <w:spacing w:before="0" w:after="0"/>
+      </w:pPr>
+    </w:p>
+    <w:p>
+      <w:pPr>
+        <w:spacing w:before="0" w:after="0"/>
+      </w:pPr>
+    </w:p>
+    <w:p>
+      <w:pPr>
+        <w:spacing w:before="0" w:after="0"/>
+      </w:pPr>
+    </w:p>
+    <w:p>
+      <w:pPr>
         <w:spacing w:before="160" w:after="80"/>
       </w:pPr>
       <w:r>
@@ -5179,6 +5513,31 @@
     </w:p>
     <w:p>
       <w:pPr>
+        <w:spacing w:before="0" w:after="0"/>
+      </w:pPr>
+    </w:p>
+    <w:p>
+      <w:pPr>
+        <w:spacing w:before="0" w:after="0"/>
+      </w:pPr>
+    </w:p>
+    <w:p>
+      <w:pPr>
+        <w:spacing w:before="0" w:after="0"/>
+      </w:pPr>
+    </w:p>
+    <w:p>
+      <w:pPr>
+        <w:spacing w:before="0" w:after="0"/>
+      </w:pPr>
+    </w:p>
+    <w:p>
+      <w:pPr>
+        <w:spacing w:before="0" w:after="0"/>
+      </w:pPr>
+    </w:p>
+    <w:p>
+      <w:pPr>
         <w:spacing w:before="160" w:after="80"/>
       </w:pPr>
       <w:r>
@@ -5358,6 +5717,31 @@
     </w:p>
     <w:p>
       <w:pPr>
+        <w:spacing w:before="0" w:after="0"/>
+      </w:pPr>
+    </w:p>
+    <w:p>
+      <w:pPr>
+        <w:spacing w:before="0" w:after="0"/>
+      </w:pPr>
+    </w:p>
+    <w:p>
+      <w:pPr>
+        <w:spacing w:before="0" w:after="0"/>
+      </w:pPr>
+    </w:p>
+    <w:p>
+      <w:pPr>
+        <w:spacing w:before="0" w:after="0"/>
+      </w:pPr>
+    </w:p>
+    <w:p>
+      <w:pPr>
+        <w:spacing w:before="0" w:after="0"/>
+      </w:pPr>
+    </w:p>
+    <w:p>
+      <w:pPr>
         <w:spacing w:before="160" w:after="80"/>
       </w:pPr>
       <w:r>
@@ -5597,6 +5981,31 @@
     </w:p>
     <w:p>
       <w:pPr>
+        <w:spacing w:before="0" w:after="0"/>
+      </w:pPr>
+    </w:p>
+    <w:p>
+      <w:pPr>
+        <w:spacing w:before="0" w:after="0"/>
+      </w:pPr>
+    </w:p>
+    <w:p>
+      <w:pPr>
+        <w:spacing w:before="0" w:after="0"/>
+      </w:pPr>
+    </w:p>
+    <w:p>
+      <w:pPr>
+        <w:spacing w:before="0" w:after="0"/>
+      </w:pPr>
+    </w:p>
+    <w:p>
+      <w:pPr>
+        <w:spacing w:before="0" w:after="0"/>
+      </w:pPr>
+    </w:p>
+    <w:p>
+      <w:pPr>
         <w:spacing w:before="160" w:after="80"/>
       </w:pPr>
       <w:r>
@@ -5728,6 +6137,21 @@
     </w:p>
     <w:p>
       <w:pPr>
+        <w:spacing w:before="0" w:after="0"/>
+      </w:pPr>
+    </w:p>
+    <w:p>
+      <w:pPr>
+        <w:spacing w:before="0" w:after="0"/>
+      </w:pPr>
+    </w:p>
+    <w:p>
+      <w:pPr>
+        <w:spacing w:before="0" w:after="0"/>
+      </w:pPr>
+    </w:p>
+    <w:p>
+      <w:pPr>
         <w:spacing w:before="160" w:after="80"/>
       </w:pPr>
       <w:r>
@@ -6029,7 +6453,7 @@
         </w:rPr>
         <w:drawing>
           <wp:inline>
-            <wp:extent cx="3240000" cy="2845839"/>
+            <wp:extent cx="3235353" cy="2845839"/>
             <wp:effectExtent b="0" l="0" r="0" t="0"/>
             <wp:docPr descr="" title="" id="76" name="Picture"/>
             <a:graphic>
@@ -6050,7 +6474,7 @@
                   <pic:spPr bwMode="auto">
                     <a:xfrm>
                       <a:off x="0" y="0"/>
-                      <a:ext cx="3240000" cy="2845839"/>
+                      <a:ext cx="3235353" cy="2845839"/>
                     </a:xfrm>
                     <a:prstGeom prst="rect">
                       <a:avLst/>
@@ -6071,6 +6495,31 @@
     </w:p>
     <w:p>
       <w:pPr>
+        <w:spacing w:before="0" w:after="0"/>
+      </w:pPr>
+    </w:p>
+    <w:p>
+      <w:pPr>
+        <w:spacing w:before="0" w:after="0"/>
+      </w:pPr>
+    </w:p>
+    <w:p>
+      <w:pPr>
+        <w:spacing w:before="0" w:after="0"/>
+      </w:pPr>
+    </w:p>
+    <w:p>
+      <w:pPr>
+        <w:spacing w:before="0" w:after="0"/>
+      </w:pPr>
+    </w:p>
+    <w:p>
+      <w:pPr>
+        <w:spacing w:before="0" w:after="0"/>
+      </w:pPr>
+    </w:p>
+    <w:p>
+      <w:pPr>
         <w:spacing w:before="160" w:after="80"/>
       </w:pPr>
       <w:r>
@@ -6260,6 +6709,31 @@
     </w:p>
     <w:p>
       <w:pPr>
+        <w:spacing w:before="0" w:after="0"/>
+      </w:pPr>
+    </w:p>
+    <w:p>
+      <w:pPr>
+        <w:spacing w:before="0" w:after="0"/>
+      </w:pPr>
+    </w:p>
+    <w:p>
+      <w:pPr>
+        <w:spacing w:before="0" w:after="0"/>
+      </w:pPr>
+    </w:p>
+    <w:p>
+      <w:pPr>
+        <w:spacing w:before="0" w:after="0"/>
+      </w:pPr>
+    </w:p>
+    <w:p>
+      <w:pPr>
+        <w:spacing w:before="0" w:after="0"/>
+      </w:pPr>
+    </w:p>
+    <w:p>
+      <w:pPr>
         <w:spacing w:before="160" w:after="80"/>
       </w:pPr>
       <w:r>
@@ -6497,6 +6971,31 @@
     </w:p>
     <w:p>
       <w:pPr>
+        <w:spacing w:before="0" w:after="0"/>
+      </w:pPr>
+    </w:p>
+    <w:p>
+      <w:pPr>
+        <w:spacing w:before="0" w:after="0"/>
+      </w:pPr>
+    </w:p>
+    <w:p>
+      <w:pPr>
+        <w:spacing w:before="0" w:after="0"/>
+      </w:pPr>
+    </w:p>
+    <w:p>
+      <w:pPr>
+        <w:spacing w:before="0" w:after="0"/>
+      </w:pPr>
+    </w:p>
+    <w:p>
+      <w:pPr>
+        <w:spacing w:before="0" w:after="0"/>
+      </w:pPr>
+    </w:p>
+    <w:p>
+      <w:pPr>
         <w:spacing w:before="160" w:after="80"/>
       </w:pPr>
       <w:r>
@@ -6720,6 +7219,31 @@
     </w:p>
     <w:p>
       <w:pPr>
+        <w:spacing w:before="0" w:after="0"/>
+      </w:pPr>
+    </w:p>
+    <w:p>
+      <w:pPr>
+        <w:spacing w:before="0" w:after="0"/>
+      </w:pPr>
+    </w:p>
+    <w:p>
+      <w:pPr>
+        <w:spacing w:before="0" w:after="0"/>
+      </w:pPr>
+    </w:p>
+    <w:p>
+      <w:pPr>
+        <w:spacing w:before="0" w:after="0"/>
+      </w:pPr>
+    </w:p>
+    <w:p>
+      <w:pPr>
+        <w:spacing w:before="0" w:after="0"/>
+      </w:pPr>
+    </w:p>
+    <w:p>
+      <w:pPr>
         <w:spacing w:before="160" w:after="80"/>
       </w:pPr>
       <w:r>
@@ -6921,6 +7445,31 @@
     </w:p>
     <w:p>
       <w:pPr>
+        <w:spacing w:before="0" w:after="0"/>
+      </w:pPr>
+    </w:p>
+    <w:p>
+      <w:pPr>
+        <w:spacing w:before="0" w:after="0"/>
+      </w:pPr>
+    </w:p>
+    <w:p>
+      <w:pPr>
+        <w:spacing w:before="0" w:after="0"/>
+      </w:pPr>
+    </w:p>
+    <w:p>
+      <w:pPr>
+        <w:spacing w:before="0" w:after="0"/>
+      </w:pPr>
+    </w:p>
+    <w:p>
+      <w:pPr>
+        <w:spacing w:before="0" w:after="0"/>
+      </w:pPr>
+    </w:p>
+    <w:p>
+      <w:pPr>
         <w:spacing w:before="160" w:after="80"/>
       </w:pPr>
       <w:r>
@@ -7208,6 +7757,31 @@
     </w:p>
     <w:p>
       <w:pPr>
+        <w:spacing w:before="0" w:after="0"/>
+      </w:pPr>
+    </w:p>
+    <w:p>
+      <w:pPr>
+        <w:spacing w:before="0" w:after="0"/>
+      </w:pPr>
+    </w:p>
+    <w:p>
+      <w:pPr>
+        <w:spacing w:before="0" w:after="0"/>
+      </w:pPr>
+    </w:p>
+    <w:p>
+      <w:pPr>
+        <w:spacing w:before="0" w:after="0"/>
+      </w:pPr>
+    </w:p>
+    <w:p>
+      <w:pPr>
+        <w:spacing w:before="0" w:after="0"/>
+      </w:pPr>
+    </w:p>
+    <w:p>
+      <w:pPr>
         <w:spacing w:before="160" w:after="80"/>
       </w:pPr>
       <w:r>
@@ -7376,6 +7950,31 @@
     </w:p>
     <w:p>
       <w:pPr>
+        <w:spacing w:before="0" w:after="0"/>
+      </w:pPr>
+    </w:p>
+    <w:p>
+      <w:pPr>
+        <w:spacing w:before="0" w:after="0"/>
+      </w:pPr>
+    </w:p>
+    <w:p>
+      <w:pPr>
+        <w:spacing w:before="0" w:after="0"/>
+      </w:pPr>
+    </w:p>
+    <w:p>
+      <w:pPr>
+        <w:spacing w:before="0" w:after="0"/>
+      </w:pPr>
+    </w:p>
+    <w:p>
+      <w:pPr>
+        <w:spacing w:before="0" w:after="0"/>
+      </w:pPr>
+    </w:p>
+    <w:p>
+      <w:pPr>
         <w:spacing w:before="160" w:after="80"/>
       </w:pPr>
       <w:r>
@@ -7576,6 +8175,31 @@
     </w:p>
     <w:p>
       <w:pPr>
+        <w:spacing w:before="0" w:after="0"/>
+      </w:pPr>
+    </w:p>
+    <w:p>
+      <w:pPr>
+        <w:spacing w:before="0" w:after="0"/>
+      </w:pPr>
+    </w:p>
+    <w:p>
+      <w:pPr>
+        <w:spacing w:before="0" w:after="0"/>
+      </w:pPr>
+    </w:p>
+    <w:p>
+      <w:pPr>
+        <w:spacing w:before="0" w:after="0"/>
+      </w:pPr>
+    </w:p>
+    <w:p>
+      <w:pPr>
+        <w:spacing w:before="0" w:after="0"/>
+      </w:pPr>
+    </w:p>
+    <w:p>
+      <w:pPr>
         <w:spacing w:before="160" w:after="80"/>
       </w:pPr>
       <w:r>
@@ -7817,6 +8441,31 @@
     </w:p>
     <w:p>
       <w:pPr>
+        <w:spacing w:before="0" w:after="0"/>
+      </w:pPr>
+    </w:p>
+    <w:p>
+      <w:pPr>
+        <w:spacing w:before="0" w:after="0"/>
+      </w:pPr>
+    </w:p>
+    <w:p>
+      <w:pPr>
+        <w:spacing w:before="0" w:after="0"/>
+      </w:pPr>
+    </w:p>
+    <w:p>
+      <w:pPr>
+        <w:spacing w:before="0" w:after="0"/>
+      </w:pPr>
+    </w:p>
+    <w:p>
+      <w:pPr>
+        <w:spacing w:before="0" w:after="0"/>
+      </w:pPr>
+    </w:p>
+    <w:p>
+      <w:pPr>
         <w:spacing w:before="160" w:after="80"/>
       </w:pPr>
       <w:r>
@@ -8069,6 +8718,31 @@
     </w:p>
     <w:p>
       <w:pPr>
+        <w:spacing w:before="0" w:after="0"/>
+      </w:pPr>
+    </w:p>
+    <w:p>
+      <w:pPr>
+        <w:spacing w:before="0" w:after="0"/>
+      </w:pPr>
+    </w:p>
+    <w:p>
+      <w:pPr>
+        <w:spacing w:before="0" w:after="0"/>
+      </w:pPr>
+    </w:p>
+    <w:p>
+      <w:pPr>
+        <w:spacing w:before="0" w:after="0"/>
+      </w:pPr>
+    </w:p>
+    <w:p>
+      <w:pPr>
+        <w:spacing w:before="0" w:after="0"/>
+      </w:pPr>
+    </w:p>
+    <w:p>
+      <w:pPr>
         <w:spacing w:before="160" w:after="80"/>
       </w:pPr>
       <w:r>
@@ -8374,6 +9048,31 @@
         </w:rPr>
         <w:t>。</w:t>
       </w:r>
+    </w:p>
+    <w:p>
+      <w:pPr>
+        <w:spacing w:before="0" w:after="0"/>
+      </w:pPr>
+    </w:p>
+    <w:p>
+      <w:pPr>
+        <w:spacing w:before="0" w:after="0"/>
+      </w:pPr>
+    </w:p>
+    <w:p>
+      <w:pPr>
+        <w:spacing w:before="0" w:after="0"/>
+      </w:pPr>
+    </w:p>
+    <w:p>
+      <w:pPr>
+        <w:spacing w:before="0" w:after="0"/>
+      </w:pPr>
+    </w:p>
+    <w:p>
+      <w:pPr>
+        <w:spacing w:before="0" w:after="0"/>
+      </w:pPr>
     </w:p>
     <w:p>
       <w:pPr>
@@ -8655,6 +9354,21 @@
     </w:tbl>
     <w:p>
       <w:pPr>
+        <w:spacing w:before="0" w:after="0"/>
+      </w:pPr>
+    </w:p>
+    <w:p>
+      <w:pPr>
+        <w:spacing w:before="0" w:after="0"/>
+      </w:pPr>
+    </w:p>
+    <w:p>
+      <w:pPr>
+        <w:spacing w:before="0" w:after="0"/>
+      </w:pPr>
+    </w:p>
+    <w:p>
+      <w:pPr>
         <w:spacing w:before="160" w:after="80"/>
       </w:pPr>
       <w:r>
@@ -8914,7 +9628,7 @@
         </w:rPr>
         <w:drawing>
           <wp:inline>
-            <wp:extent cx="3240000" cy="2880000"/>
+            <wp:extent cx="3240000" cy="2845946"/>
             <wp:effectExtent b="0" l="0" r="0" t="0"/>
             <wp:docPr descr="" title="" id="91" name="Picture"/>
             <a:graphic>
@@ -8935,7 +9649,7 @@
                   <pic:spPr bwMode="auto">
                     <a:xfrm>
                       <a:off x="0" y="0"/>
-                      <a:ext cx="3240000" cy="2880000"/>
+                      <a:ext cx="3240000" cy="2845946"/>
                     </a:xfrm>
                     <a:prstGeom prst="rect">
                       <a:avLst/>
@@ -9097,6 +9811,46 @@
         </w:rPr>
         <w:t>。</w:t>
       </w:r>
+    </w:p>
+    <w:p>
+      <w:pPr>
+        <w:spacing w:before="0" w:after="0"/>
+      </w:pPr>
+    </w:p>
+    <w:p>
+      <w:pPr>
+        <w:spacing w:before="0" w:after="0"/>
+      </w:pPr>
+    </w:p>
+    <w:p>
+      <w:pPr>
+        <w:spacing w:before="0" w:after="0"/>
+      </w:pPr>
+    </w:p>
+    <w:p>
+      <w:pPr>
+        <w:spacing w:before="0" w:after="0"/>
+      </w:pPr>
+    </w:p>
+    <w:p>
+      <w:pPr>
+        <w:spacing w:before="0" w:after="0"/>
+      </w:pPr>
+    </w:p>
+    <w:p>
+      <w:pPr>
+        <w:spacing w:before="0" w:after="0"/>
+      </w:pPr>
+    </w:p>
+    <w:p>
+      <w:pPr>
+        <w:spacing w:before="0" w:after="0"/>
+      </w:pPr>
+    </w:p>
+    <w:p>
+      <w:pPr>
+        <w:spacing w:before="0" w:after="0"/>
+      </w:pPr>
     </w:p>
     <w:p>
       <w:pPr>
@@ -9495,6 +10249,31 @@
     </w:p>
     <w:p>
       <w:pPr>
+        <w:spacing w:before="0" w:after="0"/>
+      </w:pPr>
+    </w:p>
+    <w:p>
+      <w:pPr>
+        <w:spacing w:before="0" w:after="0"/>
+      </w:pPr>
+    </w:p>
+    <w:p>
+      <w:pPr>
+        <w:spacing w:before="0" w:after="0"/>
+      </w:pPr>
+    </w:p>
+    <w:p>
+      <w:pPr>
+        <w:spacing w:before="0" w:after="0"/>
+      </w:pPr>
+    </w:p>
+    <w:p>
+      <w:pPr>
+        <w:spacing w:before="0" w:after="0"/>
+      </w:pPr>
+    </w:p>
+    <w:p>
+      <w:pPr>
         <w:spacing w:before="160" w:after="80"/>
       </w:pPr>
       <w:r>
@@ -9693,7 +10472,7 @@
         </w:rPr>
         <w:drawing>
           <wp:inline>
-            <wp:extent cx="3240000" cy="2845839"/>
+            <wp:extent cx="3235353" cy="2845839"/>
             <wp:effectExtent b="0" l="0" r="0" t="0"/>
             <wp:docPr descr="" title="" id="98" name="Picture"/>
             <a:graphic>
@@ -9714,7 +10493,7 @@
                   <pic:spPr bwMode="auto">
                     <a:xfrm>
                       <a:off x="0" y="0"/>
-                      <a:ext cx="3240000" cy="2845839"/>
+                      <a:ext cx="3235353" cy="2845839"/>
                     </a:xfrm>
                     <a:prstGeom prst="rect">
                       <a:avLst/>
@@ -9881,6 +10660,31 @@
     </w:p>
     <w:p>
       <w:pPr>
+        <w:spacing w:before="0" w:after="0"/>
+      </w:pPr>
+    </w:p>
+    <w:p>
+      <w:pPr>
+        <w:spacing w:before="0" w:after="0"/>
+      </w:pPr>
+    </w:p>
+    <w:p>
+      <w:pPr>
+        <w:spacing w:before="0" w:after="0"/>
+      </w:pPr>
+    </w:p>
+    <w:p>
+      <w:pPr>
+        <w:spacing w:before="0" w:after="0"/>
+      </w:pPr>
+    </w:p>
+    <w:p>
+      <w:pPr>
+        <w:spacing w:before="0" w:after="0"/>
+      </w:pPr>
+    </w:p>
+    <w:p>
+      <w:pPr>
         <w:spacing w:before="160" w:after="80"/>
       </w:pPr>
       <w:r>
@@ -10061,6 +10865,31 @@
     </w:p>
     <w:p>
       <w:pPr>
+        <w:spacing w:before="0" w:after="0"/>
+      </w:pPr>
+    </w:p>
+    <w:p>
+      <w:pPr>
+        <w:spacing w:before="0" w:after="0"/>
+      </w:pPr>
+    </w:p>
+    <w:p>
+      <w:pPr>
+        <w:spacing w:before="0" w:after="0"/>
+      </w:pPr>
+    </w:p>
+    <w:p>
+      <w:pPr>
+        <w:spacing w:before="0" w:after="0"/>
+      </w:pPr>
+    </w:p>
+    <w:p>
+      <w:pPr>
+        <w:spacing w:before="0" w:after="0"/>
+      </w:pPr>
+    </w:p>
+    <w:p>
+      <w:pPr>
         <w:spacing w:before="160" w:after="80"/>
       </w:pPr>
       <w:r>
@@ -10188,6 +11017,21 @@
     </w:p>
     <w:p>
       <w:pPr>
+        <w:spacing w:before="0" w:after="0"/>
+      </w:pPr>
+    </w:p>
+    <w:p>
+      <w:pPr>
+        <w:spacing w:before="0" w:after="0"/>
+      </w:pPr>
+    </w:p>
+    <w:p>
+      <w:pPr>
+        <w:spacing w:before="0" w:after="0"/>
+      </w:pPr>
+    </w:p>
+    <w:p>
+      <w:pPr>
         <w:spacing w:before="160" w:after="80"/>
       </w:pPr>
       <w:r>
@@ -10383,6 +11227,31 @@
     </w:p>
     <w:p>
       <w:pPr>
+        <w:spacing w:before="0" w:after="0"/>
+      </w:pPr>
+    </w:p>
+    <w:p>
+      <w:pPr>
+        <w:spacing w:before="0" w:after="0"/>
+      </w:pPr>
+    </w:p>
+    <w:p>
+      <w:pPr>
+        <w:spacing w:before="0" w:after="0"/>
+      </w:pPr>
+    </w:p>
+    <w:p>
+      <w:pPr>
+        <w:spacing w:before="0" w:after="0"/>
+      </w:pPr>
+    </w:p>
+    <w:p>
+      <w:pPr>
+        <w:spacing w:before="0" w:after="0"/>
+      </w:pPr>
+    </w:p>
+    <w:p>
+      <w:pPr>
         <w:spacing w:before="160" w:after="80"/>
       </w:pPr>
       <w:r>
@@ -10605,7 +11474,7 @@
         </w:rPr>
         <w:drawing>
           <wp:inline>
-            <wp:extent cx="3240000" cy="2555010"/>
+            <wp:extent cx="3219450" cy="2555010"/>
             <wp:effectExtent b="0" l="0" r="0" t="0"/>
             <wp:docPr descr="" title="" id="105" name="Picture"/>
             <a:graphic>
@@ -10626,7 +11495,7 @@
                   <pic:spPr bwMode="auto">
                     <a:xfrm>
                       <a:off x="0" y="0"/>
-                      <a:ext cx="3240000" cy="2555010"/>
+                      <a:ext cx="3219450" cy="2555010"/>
                     </a:xfrm>
                     <a:prstGeom prst="rect">
                       <a:avLst/>
@@ -10668,7 +11537,7 @@
         </w:rPr>
         <w:drawing>
           <wp:inline>
-            <wp:extent cx="3240000" cy="2992610"/>
+            <wp:extent cx="3240000" cy="2990769"/>
             <wp:effectExtent b="0" l="0" r="0" t="0"/>
             <wp:docPr descr="" title="" id="108" name="Picture"/>
             <a:graphic>
@@ -10689,7 +11558,7 @@
                   <pic:spPr bwMode="auto">
                     <a:xfrm>
                       <a:off x="0" y="0"/>
-                      <a:ext cx="3240000" cy="2992610"/>
+                      <a:ext cx="3240000" cy="2990769"/>
                     </a:xfrm>
                     <a:prstGeom prst="rect">
                       <a:avLst/>
@@ -10841,6 +11710,31 @@
     </w:p>
     <w:p>
       <w:pPr>
+        <w:spacing w:before="0" w:after="0"/>
+      </w:pPr>
+    </w:p>
+    <w:p>
+      <w:pPr>
+        <w:spacing w:before="0" w:after="0"/>
+      </w:pPr>
+    </w:p>
+    <w:p>
+      <w:pPr>
+        <w:spacing w:before="0" w:after="0"/>
+      </w:pPr>
+    </w:p>
+    <w:p>
+      <w:pPr>
+        <w:spacing w:before="0" w:after="0"/>
+      </w:pPr>
+    </w:p>
+    <w:p>
+      <w:pPr>
+        <w:spacing w:before="0" w:after="0"/>
+      </w:pPr>
+    </w:p>
+    <w:p>
+      <w:pPr>
         <w:spacing w:before="160" w:after="80"/>
       </w:pPr>
       <w:r>
@@ -11155,6 +12049,31 @@
     </w:p>
     <w:p>
       <w:pPr>
+        <w:spacing w:before="0" w:after="0"/>
+      </w:pPr>
+    </w:p>
+    <w:p>
+      <w:pPr>
+        <w:spacing w:before="0" w:after="0"/>
+      </w:pPr>
+    </w:p>
+    <w:p>
+      <w:pPr>
+        <w:spacing w:before="0" w:after="0"/>
+      </w:pPr>
+    </w:p>
+    <w:p>
+      <w:pPr>
+        <w:spacing w:before="0" w:after="0"/>
+      </w:pPr>
+    </w:p>
+    <w:p>
+      <w:pPr>
+        <w:spacing w:before="0" w:after="0"/>
+      </w:pPr>
+    </w:p>
+    <w:p>
+      <w:pPr>
         <w:spacing w:before="160" w:after="80"/>
       </w:pPr>
       <w:r>
@@ -11407,6 +12326,31 @@
     </w:p>
     <w:p>
       <w:pPr>
+        <w:spacing w:before="0" w:after="0"/>
+      </w:pPr>
+    </w:p>
+    <w:p>
+      <w:pPr>
+        <w:spacing w:before="0" w:after="0"/>
+      </w:pPr>
+    </w:p>
+    <w:p>
+      <w:pPr>
+        <w:spacing w:before="0" w:after="0"/>
+      </w:pPr>
+    </w:p>
+    <w:p>
+      <w:pPr>
+        <w:spacing w:before="0" w:after="0"/>
+      </w:pPr>
+    </w:p>
+    <w:p>
+      <w:pPr>
+        <w:spacing w:before="0" w:after="0"/>
+      </w:pPr>
+    </w:p>
+    <w:p>
+      <w:pPr>
         <w:spacing w:before="160" w:after="80"/>
       </w:pPr>
       <w:r>
@@ -11654,6 +12598,31 @@
     </w:p>
     <w:p>
       <w:pPr>
+        <w:spacing w:before="0" w:after="0"/>
+      </w:pPr>
+    </w:p>
+    <w:p>
+      <w:pPr>
+        <w:spacing w:before="0" w:after="0"/>
+      </w:pPr>
+    </w:p>
+    <w:p>
+      <w:pPr>
+        <w:spacing w:before="0" w:after="0"/>
+      </w:pPr>
+    </w:p>
+    <w:p>
+      <w:pPr>
+        <w:spacing w:before="0" w:after="0"/>
+      </w:pPr>
+    </w:p>
+    <w:p>
+      <w:pPr>
+        <w:spacing w:before="0" w:after="0"/>
+      </w:pPr>
+    </w:p>
+    <w:p>
+      <w:pPr>
         <w:spacing w:before="160" w:after="80"/>
       </w:pPr>
       <w:r>
@@ -11913,6 +12882,31 @@
     </w:p>
     <w:p>
       <w:pPr>
+        <w:spacing w:before="0" w:after="0"/>
+      </w:pPr>
+    </w:p>
+    <w:p>
+      <w:pPr>
+        <w:spacing w:before="0" w:after="0"/>
+      </w:pPr>
+    </w:p>
+    <w:p>
+      <w:pPr>
+        <w:spacing w:before="0" w:after="0"/>
+      </w:pPr>
+    </w:p>
+    <w:p>
+      <w:pPr>
+        <w:spacing w:before="0" w:after="0"/>
+      </w:pPr>
+    </w:p>
+    <w:p>
+      <w:pPr>
+        <w:spacing w:before="0" w:after="0"/>
+      </w:pPr>
+    </w:p>
+    <w:p>
+      <w:pPr>
         <w:spacing w:before="160" w:after="80"/>
       </w:pPr>
       <w:r>
@@ -12088,6 +13082,21 @@
     </w:p>
     <w:p>
       <w:pPr>
+        <w:spacing w:before="0" w:after="0"/>
+      </w:pPr>
+    </w:p>
+    <w:p>
+      <w:pPr>
+        <w:spacing w:before="0" w:after="0"/>
+      </w:pPr>
+    </w:p>
+    <w:p>
+      <w:pPr>
+        <w:spacing w:before="0" w:after="0"/>
+      </w:pPr>
+    </w:p>
+    <w:p>
+      <w:pPr>
         <w:spacing w:before="160" w:after="80"/>
       </w:pPr>
       <w:r>
@@ -12267,6 +13276,21 @@
     </w:p>
     <w:p>
       <w:pPr>
+        <w:spacing w:before="0" w:after="0"/>
+      </w:pPr>
+    </w:p>
+    <w:p>
+      <w:pPr>
+        <w:spacing w:before="0" w:after="0"/>
+      </w:pPr>
+    </w:p>
+    <w:p>
+      <w:pPr>
+        <w:spacing w:before="0" w:after="0"/>
+      </w:pPr>
+    </w:p>
+    <w:p>
+      <w:pPr>
         <w:spacing w:before="160" w:after="80"/>
       </w:pPr>
       <w:r>
@@ -12549,6 +13573,31 @@
     </w:p>
     <w:p>
       <w:pPr>
+        <w:spacing w:before="0" w:after="0"/>
+      </w:pPr>
+    </w:p>
+    <w:p>
+      <w:pPr>
+        <w:spacing w:before="0" w:after="0"/>
+      </w:pPr>
+    </w:p>
+    <w:p>
+      <w:pPr>
+        <w:spacing w:before="0" w:after="0"/>
+      </w:pPr>
+    </w:p>
+    <w:p>
+      <w:pPr>
+        <w:spacing w:before="0" w:after="0"/>
+      </w:pPr>
+    </w:p>
+    <w:p>
+      <w:pPr>
+        <w:spacing w:before="0" w:after="0"/>
+      </w:pPr>
+    </w:p>
+    <w:p>
+      <w:pPr>
         <w:spacing w:before="160" w:after="80"/>
       </w:pPr>
       <w:r>
@@ -12894,7 +13943,7 @@
         </w:rPr>
         <w:drawing>
           <wp:inline>
-            <wp:extent cx="3240000" cy="3094468"/>
+            <wp:extent cx="3240000" cy="3086445"/>
             <wp:effectExtent b="0" l="0" r="0" t="0"/>
             <wp:docPr descr="" title="" id="119" name="Picture"/>
             <a:graphic>
@@ -12915,7 +13964,7 @@
                   <pic:spPr bwMode="auto">
                     <a:xfrm>
                       <a:off x="0" y="0"/>
-                      <a:ext cx="3240000" cy="3094468"/>
+                      <a:ext cx="3240000" cy="3086445"/>
                     </a:xfrm>
                     <a:prstGeom prst="rect">
                       <a:avLst/>
@@ -13033,6 +14082,31 @@
     </w:p>
     <w:p>
       <w:pPr>
+        <w:spacing w:before="0" w:after="0"/>
+      </w:pPr>
+    </w:p>
+    <w:p>
+      <w:pPr>
+        <w:spacing w:before="0" w:after="0"/>
+      </w:pPr>
+    </w:p>
+    <w:p>
+      <w:pPr>
+        <w:spacing w:before="0" w:after="0"/>
+      </w:pPr>
+    </w:p>
+    <w:p>
+      <w:pPr>
+        <w:spacing w:before="0" w:after="0"/>
+      </w:pPr>
+    </w:p>
+    <w:p>
+      <w:pPr>
+        <w:spacing w:before="0" w:after="0"/>
+      </w:pPr>
+    </w:p>
+    <w:p>
+      <w:pPr>
         <w:spacing w:before="160" w:after="80"/>
       </w:pPr>
       <w:r>
@@ -13459,6 +14533,46 @@
         </w:rPr>
         <w:t>。</w:t>
       </w:r>
+    </w:p>
+    <w:p>
+      <w:pPr>
+        <w:spacing w:before="0" w:after="0"/>
+      </w:pPr>
+    </w:p>
+    <w:p>
+      <w:pPr>
+        <w:spacing w:before="0" w:after="0"/>
+      </w:pPr>
+    </w:p>
+    <w:p>
+      <w:pPr>
+        <w:spacing w:before="0" w:after="0"/>
+      </w:pPr>
+    </w:p>
+    <w:p>
+      <w:pPr>
+        <w:spacing w:before="0" w:after="0"/>
+      </w:pPr>
+    </w:p>
+    <w:p>
+      <w:pPr>
+        <w:spacing w:before="0" w:after="0"/>
+      </w:pPr>
+    </w:p>
+    <w:p>
+      <w:pPr>
+        <w:spacing w:before="0" w:after="0"/>
+      </w:pPr>
+    </w:p>
+    <w:p>
+      <w:pPr>
+        <w:spacing w:before="0" w:after="0"/>
+      </w:pPr>
+    </w:p>
+    <w:p>
+      <w:pPr>
+        <w:spacing w:before="0" w:after="0"/>
+      </w:pPr>
     </w:p>
     <w:p>
       <w:pPr>
@@ -13949,7 +15063,7 @@
         </w:rPr>
         <w:drawing>
           <wp:inline>
-            <wp:extent cx="3240000" cy="3503250"/>
+            <wp:extent cx="3240000" cy="3452625"/>
             <wp:effectExtent b="0" l="0" r="0" t="0"/>
             <wp:docPr descr="" title="" id="134" name="Picture"/>
             <a:graphic>
@@ -13970,7 +15084,7 @@
                   <pic:spPr bwMode="auto">
                     <a:xfrm>
                       <a:off x="0" y="0"/>
-                      <a:ext cx="3240000" cy="3503250"/>
+                      <a:ext cx="3240000" cy="3452625"/>
                     </a:xfrm>
                     <a:prstGeom prst="rect">
                       <a:avLst/>
@@ -14105,6 +15219,46 @@
     </w:p>
     <w:p>
       <w:pPr>
+        <w:spacing w:before="0" w:after="0"/>
+      </w:pPr>
+    </w:p>
+    <w:p>
+      <w:pPr>
+        <w:spacing w:before="0" w:after="0"/>
+      </w:pPr>
+    </w:p>
+    <w:p>
+      <w:pPr>
+        <w:spacing w:before="0" w:after="0"/>
+      </w:pPr>
+    </w:p>
+    <w:p>
+      <w:pPr>
+        <w:spacing w:before="0" w:after="0"/>
+      </w:pPr>
+    </w:p>
+    <w:p>
+      <w:pPr>
+        <w:spacing w:before="0" w:after="0"/>
+      </w:pPr>
+    </w:p>
+    <w:p>
+      <w:pPr>
+        <w:spacing w:before="0" w:after="0"/>
+      </w:pPr>
+    </w:p>
+    <w:p>
+      <w:pPr>
+        <w:spacing w:before="0" w:after="0"/>
+      </w:pPr>
+    </w:p>
+    <w:p>
+      <w:pPr>
+        <w:spacing w:before="0" w:after="0"/>
+      </w:pPr>
+    </w:p>
+    <w:p>
+      <w:pPr>
         <w:spacing w:before="160" w:after="80"/>
       </w:pPr>
       <w:r>
@@ -14489,7 +15643,7 @@
         </w:rPr>
         <w:drawing>
           <wp:inline>
-            <wp:extent cx="3240000" cy="2881172"/>
+            <wp:extent cx="3240000" cy="2804459"/>
             <wp:effectExtent b="0" l="0" r="0" t="0"/>
             <wp:docPr descr="" title="" id="138" name="Picture"/>
             <a:graphic>
@@ -14510,7 +15664,7 @@
                   <pic:spPr bwMode="auto">
                     <a:xfrm>
                       <a:off x="0" y="0"/>
-                      <a:ext cx="3240000" cy="2881172"/>
+                      <a:ext cx="3240000" cy="2804459"/>
                     </a:xfrm>
                     <a:prstGeom prst="rect">
                       <a:avLst/>
@@ -14552,7 +15706,7 @@
         </w:rPr>
         <w:drawing>
           <wp:inline>
-            <wp:extent cx="3111500" cy="4216400"/>
+            <wp:extent cx="3075793" cy="4216400"/>
             <wp:effectExtent b="0" l="0" r="0" t="0"/>
             <wp:docPr descr="" title="" id="141" name="Picture"/>
             <a:graphic>
@@ -14573,7 +15727,7 @@
                   <pic:spPr bwMode="auto">
                     <a:xfrm>
                       <a:off x="0" y="0"/>
-                      <a:ext cx="3111500" cy="4216400"/>
+                      <a:ext cx="3075793" cy="4216400"/>
                     </a:xfrm>
                     <a:prstGeom prst="rect">
                       <a:avLst/>
@@ -14615,7 +15769,7 @@
         </w:rPr>
         <w:drawing>
           <wp:inline>
-            <wp:extent cx="2520000" cy="3995121"/>
+            <wp:extent cx="2508564" cy="3995121"/>
             <wp:effectExtent b="0" l="0" r="0" t="0"/>
             <wp:docPr descr="" title="" id="144" name="Picture"/>
             <a:graphic>
@@ -14636,7 +15790,7 @@
                   <pic:spPr bwMode="auto">
                     <a:xfrm>
                       <a:off x="0" y="0"/>
-                      <a:ext cx="2520000" cy="3995121"/>
+                      <a:ext cx="2508564" cy="3995121"/>
                     </a:xfrm>
                     <a:prstGeom prst="rect">
                       <a:avLst/>
@@ -14734,6 +15888,46 @@
     </w:p>
     <w:p>
       <w:pPr>
+        <w:spacing w:before="0" w:after="0"/>
+      </w:pPr>
+    </w:p>
+    <w:p>
+      <w:pPr>
+        <w:spacing w:before="0" w:after="0"/>
+      </w:pPr>
+    </w:p>
+    <w:p>
+      <w:pPr>
+        <w:spacing w:before="0" w:after="0"/>
+      </w:pPr>
+    </w:p>
+    <w:p>
+      <w:pPr>
+        <w:spacing w:before="0" w:after="0"/>
+      </w:pPr>
+    </w:p>
+    <w:p>
+      <w:pPr>
+        <w:spacing w:before="0" w:after="0"/>
+      </w:pPr>
+    </w:p>
+    <w:p>
+      <w:pPr>
+        <w:spacing w:before="0" w:after="0"/>
+      </w:pPr>
+    </w:p>
+    <w:p>
+      <w:pPr>
+        <w:spacing w:before="0" w:after="0"/>
+      </w:pPr>
+    </w:p>
+    <w:p>
+      <w:pPr>
+        <w:spacing w:before="0" w:after="0"/>
+      </w:pPr>
+    </w:p>
+    <w:p>
+      <w:pPr>
         <w:spacing w:before="160" w:after="80"/>
       </w:pPr>
       <w:r>
@@ -15080,7 +16274,7 @@
         </w:rPr>
         <w:drawing>
           <wp:inline>
-            <wp:extent cx="3600000" cy="1407897"/>
+            <wp:extent cx="3595411" cy="1407897"/>
             <wp:effectExtent b="0" l="0" r="0" t="0"/>
             <wp:docPr descr="" title="" id="148" name="Picture"/>
             <a:graphic>
@@ -15101,7 +16295,7 @@
                   <pic:spPr bwMode="auto">
                     <a:xfrm>
                       <a:off x="0" y="0"/>
-                      <a:ext cx="3600000" cy="1407897"/>
+                      <a:ext cx="3595411" cy="1407897"/>
                     </a:xfrm>
                     <a:prstGeom prst="rect">
                       <a:avLst/>
@@ -15122,6 +16316,31 @@
     </w:p>
     <w:p>
       <w:pPr>
+        <w:spacing w:before="0" w:after="0"/>
+      </w:pPr>
+    </w:p>
+    <w:p>
+      <w:pPr>
+        <w:spacing w:before="0" w:after="0"/>
+      </w:pPr>
+    </w:p>
+    <w:p>
+      <w:pPr>
+        <w:spacing w:before="0" w:after="0"/>
+      </w:pPr>
+    </w:p>
+    <w:p>
+      <w:pPr>
+        <w:spacing w:before="0" w:after="0"/>
+      </w:pPr>
+    </w:p>
+    <w:p>
+      <w:pPr>
+        <w:spacing w:before="0" w:after="0"/>
+      </w:pPr>
+    </w:p>
+    <w:p>
+      <w:pPr>
         <w:spacing w:before="160" w:after="80"/>
       </w:pPr>
       <w:r>
@@ -15521,7 +16740,7 @@
         </w:rPr>
         <w:drawing>
           <wp:inline>
-            <wp:extent cx="3240000" cy="2962541"/>
+            <wp:extent cx="3240000" cy="2947944"/>
             <wp:effectExtent b="0" l="0" r="0" t="0"/>
             <wp:docPr descr="" title="" id="152" name="Picture"/>
             <a:graphic>
@@ -15542,7 +16761,7 @@
                   <pic:spPr bwMode="auto">
                     <a:xfrm>
                       <a:off x="0" y="0"/>
-                      <a:ext cx="3240000" cy="2962541"/>
+                      <a:ext cx="3240000" cy="2947944"/>
                     </a:xfrm>
                     <a:prstGeom prst="rect">
                       <a:avLst/>
@@ -15572,7 +16791,7 @@
         </w:rPr>
         <w:drawing>
           <wp:inline>
-            <wp:extent cx="3240000" cy="3135789"/>
+            <wp:extent cx="3212506" cy="3135789"/>
             <wp:effectExtent b="0" l="0" r="0" t="0"/>
             <wp:docPr descr="" title="" id="154" name="Picture"/>
             <a:graphic>
@@ -15593,7 +16812,7 @@
                   <pic:spPr bwMode="auto">
                     <a:xfrm>
                       <a:off x="0" y="0"/>
-                      <a:ext cx="3240000" cy="3135789"/>
+                      <a:ext cx="3212506" cy="3135789"/>
                     </a:xfrm>
                     <a:prstGeom prst="rect">
                       <a:avLst/>
@@ -15623,7 +16842,7 @@
         </w:rPr>
         <w:drawing>
           <wp:inline>
-            <wp:extent cx="3251200" cy="1905000"/>
+            <wp:extent cx="3251200" cy="1878183"/>
             <wp:effectExtent b="0" l="0" r="0" t="0"/>
             <wp:docPr descr="" title="" id="157" name="Picture"/>
             <a:graphic>
@@ -15644,7 +16863,7 @@
                   <pic:spPr bwMode="auto">
                     <a:xfrm>
                       <a:off x="0" y="0"/>
-                      <a:ext cx="3251200" cy="1905000"/>
+                      <a:ext cx="3251200" cy="1878183"/>
                     </a:xfrm>
                     <a:prstGeom prst="rect">
                       <a:avLst/>
@@ -15662,6 +16881,31 @@
           </wp:inline>
         </w:drawing>
       </w:r>
+    </w:p>
+    <w:p>
+      <w:pPr>
+        <w:spacing w:before="0" w:after="0"/>
+      </w:pPr>
+    </w:p>
+    <w:p>
+      <w:pPr>
+        <w:spacing w:before="0" w:after="0"/>
+      </w:pPr>
+    </w:p>
+    <w:p>
+      <w:pPr>
+        <w:spacing w:before="0" w:after="0"/>
+      </w:pPr>
+    </w:p>
+    <w:p>
+      <w:pPr>
+        <w:spacing w:before="0" w:after="0"/>
+      </w:pPr>
+    </w:p>
+    <w:p>
+      <w:pPr>
+        <w:spacing w:before="0" w:after="0"/>
+      </w:pPr>
     </w:p>
     <w:p>
       <w:pPr>
@@ -16245,6 +17489,46 @@
     </w:p>
     <w:p>
       <w:pPr>
+        <w:spacing w:before="0" w:after="0"/>
+      </w:pPr>
+    </w:p>
+    <w:p>
+      <w:pPr>
+        <w:spacing w:before="0" w:after="0"/>
+      </w:pPr>
+    </w:p>
+    <w:p>
+      <w:pPr>
+        <w:spacing w:before="0" w:after="0"/>
+      </w:pPr>
+    </w:p>
+    <w:p>
+      <w:pPr>
+        <w:spacing w:before="0" w:after="0"/>
+      </w:pPr>
+    </w:p>
+    <w:p>
+      <w:pPr>
+        <w:spacing w:before="0" w:after="0"/>
+      </w:pPr>
+    </w:p>
+    <w:p>
+      <w:pPr>
+        <w:spacing w:before="0" w:after="0"/>
+      </w:pPr>
+    </w:p>
+    <w:p>
+      <w:pPr>
+        <w:spacing w:before="0" w:after="0"/>
+      </w:pPr>
+    </w:p>
+    <w:p>
+      <w:pPr>
+        <w:spacing w:before="0" w:after="0"/>
+      </w:pPr>
+    </w:p>
+    <w:p>
+      <w:pPr>
         <w:spacing w:before="160" w:after="80"/>
       </w:pPr>
       <w:r>
@@ -16658,6 +17942,31 @@
     </w:p>
     <w:p>
       <w:pPr>
+        <w:spacing w:before="0" w:after="0"/>
+      </w:pPr>
+    </w:p>
+    <w:p>
+      <w:pPr>
+        <w:spacing w:before="0" w:after="0"/>
+      </w:pPr>
+    </w:p>
+    <w:p>
+      <w:pPr>
+        <w:spacing w:before="0" w:after="0"/>
+      </w:pPr>
+    </w:p>
+    <w:p>
+      <w:pPr>
+        <w:spacing w:before="0" w:after="0"/>
+      </w:pPr>
+    </w:p>
+    <w:p>
+      <w:pPr>
+        <w:spacing w:before="0" w:after="0"/>
+      </w:pPr>
+    </w:p>
+    <w:p>
+      <w:pPr>
         <w:spacing w:before="160" w:after="80"/>
       </w:pPr>
       <w:r>
@@ -17108,6 +18417,46 @@
     </w:p>
     <w:p>
       <w:pPr>
+        <w:spacing w:before="0" w:after="0"/>
+      </w:pPr>
+    </w:p>
+    <w:p>
+      <w:pPr>
+        <w:spacing w:before="0" w:after="0"/>
+      </w:pPr>
+    </w:p>
+    <w:p>
+      <w:pPr>
+        <w:spacing w:before="0" w:after="0"/>
+      </w:pPr>
+    </w:p>
+    <w:p>
+      <w:pPr>
+        <w:spacing w:before="0" w:after="0"/>
+      </w:pPr>
+    </w:p>
+    <w:p>
+      <w:pPr>
+        <w:spacing w:before="0" w:after="0"/>
+      </w:pPr>
+    </w:p>
+    <w:p>
+      <w:pPr>
+        <w:spacing w:before="0" w:after="0"/>
+      </w:pPr>
+    </w:p>
+    <w:p>
+      <w:pPr>
+        <w:spacing w:before="0" w:after="0"/>
+      </w:pPr>
+    </w:p>
+    <w:p>
+      <w:pPr>
+        <w:spacing w:before="0" w:after="0"/>
+      </w:pPr>
+    </w:p>
+    <w:p>
+      <w:pPr>
         <w:spacing w:before="160" w:after="80"/>
       </w:pPr>
       <w:r>
@@ -18171,6 +19520,46 @@
     </w:p>
     <w:p>
       <w:pPr>
+        <w:spacing w:before="0" w:after="0"/>
+      </w:pPr>
+    </w:p>
+    <w:p>
+      <w:pPr>
+        <w:spacing w:before="0" w:after="0"/>
+      </w:pPr>
+    </w:p>
+    <w:p>
+      <w:pPr>
+        <w:spacing w:before="0" w:after="0"/>
+      </w:pPr>
+    </w:p>
+    <w:p>
+      <w:pPr>
+        <w:spacing w:before="0" w:after="0"/>
+      </w:pPr>
+    </w:p>
+    <w:p>
+      <w:pPr>
+        <w:spacing w:before="0" w:after="0"/>
+      </w:pPr>
+    </w:p>
+    <w:p>
+      <w:pPr>
+        <w:spacing w:before="0" w:after="0"/>
+      </w:pPr>
+    </w:p>
+    <w:p>
+      <w:pPr>
+        <w:spacing w:before="0" w:after="0"/>
+      </w:pPr>
+    </w:p>
+    <w:p>
+      <w:pPr>
+        <w:spacing w:before="0" w:after="0"/>
+      </w:pPr>
+    </w:p>
+    <w:p>
+      <w:pPr>
         <w:spacing w:before="160" w:after="80"/>
       </w:pPr>
       <w:r>
@@ -18562,6 +19951,46 @@
         </w:rPr>
         <w:t>。</w:t>
       </w:r>
+    </w:p>
+    <w:p>
+      <w:pPr>
+        <w:spacing w:before="0" w:after="0"/>
+      </w:pPr>
+    </w:p>
+    <w:p>
+      <w:pPr>
+        <w:spacing w:before="0" w:after="0"/>
+      </w:pPr>
+    </w:p>
+    <w:p>
+      <w:pPr>
+        <w:spacing w:before="0" w:after="0"/>
+      </w:pPr>
+    </w:p>
+    <w:p>
+      <w:pPr>
+        <w:spacing w:before="0" w:after="0"/>
+      </w:pPr>
+    </w:p>
+    <w:p>
+      <w:pPr>
+        <w:spacing w:before="0" w:after="0"/>
+      </w:pPr>
+    </w:p>
+    <w:p>
+      <w:pPr>
+        <w:spacing w:before="0" w:after="0"/>
+      </w:pPr>
+    </w:p>
+    <w:p>
+      <w:pPr>
+        <w:spacing w:before="0" w:after="0"/>
+      </w:pPr>
+    </w:p>
+    <w:p>
+      <w:pPr>
+        <w:spacing w:before="0" w:after="0"/>
+      </w:pPr>
     </w:p>
     <w:p>
       <w:pPr>
@@ -19085,6 +20514,46 @@
     </w:p>
     <w:p>
       <w:pPr>
+        <w:spacing w:before="0" w:after="0"/>
+      </w:pPr>
+    </w:p>
+    <w:p>
+      <w:pPr>
+        <w:spacing w:before="0" w:after="0"/>
+      </w:pPr>
+    </w:p>
+    <w:p>
+      <w:pPr>
+        <w:spacing w:before="0" w:after="0"/>
+      </w:pPr>
+    </w:p>
+    <w:p>
+      <w:pPr>
+        <w:spacing w:before="0" w:after="0"/>
+      </w:pPr>
+    </w:p>
+    <w:p>
+      <w:pPr>
+        <w:spacing w:before="0" w:after="0"/>
+      </w:pPr>
+    </w:p>
+    <w:p>
+      <w:pPr>
+        <w:spacing w:before="0" w:after="0"/>
+      </w:pPr>
+    </w:p>
+    <w:p>
+      <w:pPr>
+        <w:spacing w:before="0" w:after="0"/>
+      </w:pPr>
+    </w:p>
+    <w:p>
+      <w:pPr>
+        <w:spacing w:before="0" w:after="0"/>
+      </w:pPr>
+    </w:p>
+    <w:p>
+      <w:pPr>
         <w:spacing w:before="160" w:after="80"/>
       </w:pPr>
       <w:r>
@@ -19363,7 +20832,7 @@
         </w:rPr>
         <w:drawing>
           <wp:inline>
-            <wp:extent cx="3251200" cy="1485900"/>
+            <wp:extent cx="3251200" cy="1450735"/>
             <wp:effectExtent b="0" l="0" r="0" t="0"/>
             <wp:docPr descr="" title="" id="191" name="Picture"/>
             <a:graphic>
@@ -19384,7 +20853,7 @@
                   <pic:spPr bwMode="auto">
                     <a:xfrm>
                       <a:off x="0" y="0"/>
-                      <a:ext cx="3251200" cy="1485900"/>
+                      <a:ext cx="3251200" cy="1450735"/>
                     </a:xfrm>
                     <a:prstGeom prst="rect">
                       <a:avLst/>
@@ -19477,7 +20946,7 @@
         </w:rPr>
         <w:drawing>
           <wp:inline>
-            <wp:extent cx="1485900" cy="2298700"/>
+            <wp:extent cx="1473200" cy="2298700"/>
             <wp:effectExtent b="0" l="0" r="0" t="0"/>
             <wp:docPr descr="" title="" id="197" name="Picture"/>
             <a:graphic>
@@ -19498,7 +20967,7 @@
                   <pic:spPr bwMode="auto">
                     <a:xfrm>
                       <a:off x="0" y="0"/>
-                      <a:ext cx="1485900" cy="2298700"/>
+                      <a:ext cx="1473200" cy="2298700"/>
                     </a:xfrm>
                     <a:prstGeom prst="rect">
                       <a:avLst/>
@@ -19519,6 +20988,31 @@
     </w:p>
     <w:p>
       <w:pPr>
+        <w:spacing w:before="0" w:after="0"/>
+      </w:pPr>
+    </w:p>
+    <w:p>
+      <w:pPr>
+        <w:spacing w:before="0" w:after="0"/>
+      </w:pPr>
+    </w:p>
+    <w:p>
+      <w:pPr>
+        <w:spacing w:before="0" w:after="0"/>
+      </w:pPr>
+    </w:p>
+    <w:p>
+      <w:pPr>
+        <w:spacing w:before="0" w:after="0"/>
+      </w:pPr>
+    </w:p>
+    <w:p>
+      <w:pPr>
+        <w:spacing w:before="0" w:after="0"/>
+      </w:pPr>
+    </w:p>
+    <w:p>
+      <w:pPr>
         <w:spacing w:before="160" w:after="80"/>
       </w:pPr>
       <w:r>
@@ -19964,6 +21458,31 @@
     </w:p>
     <w:p>
       <w:pPr>
+        <w:spacing w:before="0" w:after="0"/>
+      </w:pPr>
+    </w:p>
+    <w:p>
+      <w:pPr>
+        <w:spacing w:before="0" w:after="0"/>
+      </w:pPr>
+    </w:p>
+    <w:p>
+      <w:pPr>
+        <w:spacing w:before="0" w:after="0"/>
+      </w:pPr>
+    </w:p>
+    <w:p>
+      <w:pPr>
+        <w:spacing w:before="0" w:after="0"/>
+      </w:pPr>
+    </w:p>
+    <w:p>
+      <w:pPr>
+        <w:spacing w:before="0" w:after="0"/>
+      </w:pPr>
+    </w:p>
+    <w:p>
+      <w:pPr>
         <w:spacing w:before="160" w:after="80"/>
       </w:pPr>
       <w:r>
@@ -20228,7 +21747,7 @@
         </w:rPr>
         <w:drawing>
           <wp:inline>
-            <wp:extent cx="3048000" cy="3429000"/>
+            <wp:extent cx="3039341" cy="3429000"/>
             <wp:effectExtent b="0" l="0" r="0" t="0"/>
             <wp:docPr descr="" title="" id="202" name="Picture"/>
             <a:graphic>
@@ -20249,7 +21768,7 @@
                   <pic:spPr bwMode="auto">
                     <a:xfrm>
                       <a:off x="0" y="0"/>
-                      <a:ext cx="3048000" cy="3429000"/>
+                      <a:ext cx="3039341" cy="3429000"/>
                     </a:xfrm>
                     <a:prstGeom prst="rect">
                       <a:avLst/>
@@ -20442,6 +21961,31 @@
     </w:p>
     <w:p>
       <w:pPr>
+        <w:spacing w:before="0" w:after="0"/>
+      </w:pPr>
+    </w:p>
+    <w:p>
+      <w:pPr>
+        <w:spacing w:before="0" w:after="0"/>
+      </w:pPr>
+    </w:p>
+    <w:p>
+      <w:pPr>
+        <w:spacing w:before="0" w:after="0"/>
+      </w:pPr>
+    </w:p>
+    <w:p>
+      <w:pPr>
+        <w:spacing w:before="0" w:after="0"/>
+      </w:pPr>
+    </w:p>
+    <w:p>
+      <w:pPr>
+        <w:spacing w:before="0" w:after="0"/>
+      </w:pPr>
+    </w:p>
+    <w:p>
+      <w:pPr>
         <w:spacing w:before="160" w:after="80"/>
       </w:pPr>
       <w:r>
@@ -20641,7 +22185,7 @@
         </w:rPr>
         <w:drawing>
           <wp:inline>
-            <wp:extent cx="3240000" cy="3115549"/>
+            <wp:extent cx="3240000" cy="3096290"/>
             <wp:effectExtent b="0" l="0" r="0" t="0"/>
             <wp:docPr descr="" title="" id="205" name="Picture"/>
             <a:graphic>
@@ -20662,7 +22206,7 @@
                   <pic:spPr bwMode="auto">
                     <a:xfrm>
                       <a:off x="0" y="0"/>
-                      <a:ext cx="3240000" cy="3115549"/>
+                      <a:ext cx="3240000" cy="3096290"/>
                     </a:xfrm>
                     <a:prstGeom prst="rect">
                       <a:avLst/>
@@ -20831,6 +22375,31 @@
     </w:p>
     <w:p>
       <w:pPr>
+        <w:spacing w:before="0" w:after="0"/>
+      </w:pPr>
+    </w:p>
+    <w:p>
+      <w:pPr>
+        <w:spacing w:before="0" w:after="0"/>
+      </w:pPr>
+    </w:p>
+    <w:p>
+      <w:pPr>
+        <w:spacing w:before="0" w:after="0"/>
+      </w:pPr>
+    </w:p>
+    <w:p>
+      <w:pPr>
+        <w:spacing w:before="0" w:after="0"/>
+      </w:pPr>
+    </w:p>
+    <w:p>
+      <w:pPr>
+        <w:spacing w:before="0" w:after="0"/>
+      </w:pPr>
+    </w:p>
+    <w:p>
+      <w:pPr>
         <w:spacing w:before="160" w:after="80"/>
       </w:pPr>
       <w:r>
@@ -21330,6 +22899,46 @@
     </w:p>
     <w:p>
       <w:pPr>
+        <w:spacing w:before="0" w:after="0"/>
+      </w:pPr>
+    </w:p>
+    <w:p>
+      <w:pPr>
+        <w:spacing w:before="0" w:after="0"/>
+      </w:pPr>
+    </w:p>
+    <w:p>
+      <w:pPr>
+        <w:spacing w:before="0" w:after="0"/>
+      </w:pPr>
+    </w:p>
+    <w:p>
+      <w:pPr>
+        <w:spacing w:before="0" w:after="0"/>
+      </w:pPr>
+    </w:p>
+    <w:p>
+      <w:pPr>
+        <w:spacing w:before="0" w:after="0"/>
+      </w:pPr>
+    </w:p>
+    <w:p>
+      <w:pPr>
+        <w:spacing w:before="0" w:after="0"/>
+      </w:pPr>
+    </w:p>
+    <w:p>
+      <w:pPr>
+        <w:spacing w:before="0" w:after="0"/>
+      </w:pPr>
+    </w:p>
+    <w:p>
+      <w:pPr>
+        <w:spacing w:before="0" w:after="0"/>
+      </w:pPr>
+    </w:p>
+    <w:p>
+      <w:pPr>
         <w:spacing w:before="160" w:after="80"/>
       </w:pPr>
       <w:r>
@@ -21869,6 +23478,46 @@
     </w:p>
     <w:p>
       <w:pPr>
+        <w:spacing w:before="0" w:after="0"/>
+      </w:pPr>
+    </w:p>
+    <w:p>
+      <w:pPr>
+        <w:spacing w:before="0" w:after="0"/>
+      </w:pPr>
+    </w:p>
+    <w:p>
+      <w:pPr>
+        <w:spacing w:before="0" w:after="0"/>
+      </w:pPr>
+    </w:p>
+    <w:p>
+      <w:pPr>
+        <w:spacing w:before="0" w:after="0"/>
+      </w:pPr>
+    </w:p>
+    <w:p>
+      <w:pPr>
+        <w:spacing w:before="0" w:after="0"/>
+      </w:pPr>
+    </w:p>
+    <w:p>
+      <w:pPr>
+        <w:spacing w:before="0" w:after="0"/>
+      </w:pPr>
+    </w:p>
+    <w:p>
+      <w:pPr>
+        <w:spacing w:before="0" w:after="0"/>
+      </w:pPr>
+    </w:p>
+    <w:p>
+      <w:pPr>
+        <w:spacing w:before="0" w:after="0"/>
+      </w:pPr>
+    </w:p>
+    <w:p>
+      <w:pPr>
         <w:spacing w:before="160" w:after="80"/>
       </w:pPr>
       <w:r>
@@ -22213,7 +23862,7 @@
         </w:rPr>
         <w:drawing>
           <wp:inline>
-            <wp:extent cx="3600000" cy="2743130"/>
+            <wp:extent cx="3594248" cy="2743130"/>
             <wp:effectExtent b="0" l="0" r="0" t="0"/>
             <wp:docPr descr="" title="" id="215" name="Picture"/>
             <a:graphic>
@@ -22234,7 +23883,7 @@
                   <pic:spPr bwMode="auto">
                     <a:xfrm>
                       <a:off x="0" y="0"/>
-                      <a:ext cx="3600000" cy="2743130"/>
+                      <a:ext cx="3594248" cy="2743130"/>
                     </a:xfrm>
                     <a:prstGeom prst="rect">
                       <a:avLst/>
@@ -22276,7 +23925,7 @@
         </w:rPr>
         <w:drawing>
           <wp:inline>
-            <wp:extent cx="3240000" cy="3115549"/>
+            <wp:extent cx="3240000" cy="3096290"/>
             <wp:effectExtent b="0" l="0" r="0" t="0"/>
             <wp:docPr descr="" title="" id="217" name="Picture"/>
             <a:graphic>
@@ -22297,7 +23946,7 @@
                   <pic:spPr bwMode="auto">
                     <a:xfrm>
                       <a:off x="0" y="0"/>
-                      <a:ext cx="3240000" cy="3115549"/>
+                      <a:ext cx="3240000" cy="3096290"/>
                     </a:xfrm>
                     <a:prstGeom prst="rect">
                       <a:avLst/>
@@ -22586,6 +24235,46 @@
     </w:p>
     <w:p>
       <w:pPr>
+        <w:spacing w:before="0" w:after="0"/>
+      </w:pPr>
+    </w:p>
+    <w:p>
+      <w:pPr>
+        <w:spacing w:before="0" w:after="0"/>
+      </w:pPr>
+    </w:p>
+    <w:p>
+      <w:pPr>
+        <w:spacing w:before="0" w:after="0"/>
+      </w:pPr>
+    </w:p>
+    <w:p>
+      <w:pPr>
+        <w:spacing w:before="0" w:after="0"/>
+      </w:pPr>
+    </w:p>
+    <w:p>
+      <w:pPr>
+        <w:spacing w:before="0" w:after="0"/>
+      </w:pPr>
+    </w:p>
+    <w:p>
+      <w:pPr>
+        <w:spacing w:before="0" w:after="0"/>
+      </w:pPr>
+    </w:p>
+    <w:p>
+      <w:pPr>
+        <w:spacing w:before="0" w:after="0"/>
+      </w:pPr>
+    </w:p>
+    <w:p>
+      <w:pPr>
+        <w:spacing w:before="0" w:after="0"/>
+      </w:pPr>
+    </w:p>
+    <w:p>
+      <w:pPr>
         <w:spacing w:before="160" w:after="80"/>
       </w:pPr>
       <w:r>
@@ -22829,7 +24518,7 @@
         </w:rPr>
         <w:drawing>
           <wp:inline>
-            <wp:extent cx="3240000" cy="3189926"/>
+            <wp:extent cx="3240000" cy="3186316"/>
             <wp:effectExtent b="0" l="0" r="0" t="0"/>
             <wp:docPr descr="" title="" id="221" name="Picture"/>
             <a:graphic>
@@ -22850,7 +24539,7 @@
                   <pic:spPr bwMode="auto">
                     <a:xfrm>
                       <a:off x="0" y="0"/>
-                      <a:ext cx="3240000" cy="3189926"/>
+                      <a:ext cx="3240000" cy="3186316"/>
                     </a:xfrm>
                     <a:prstGeom prst="rect">
                       <a:avLst/>
@@ -23069,6 +24758,31 @@
         </w:rPr>
         <w:t>。</w:t>
       </w:r>
+    </w:p>
+    <w:p>
+      <w:pPr>
+        <w:spacing w:before="0" w:after="0"/>
+      </w:pPr>
+    </w:p>
+    <w:p>
+      <w:pPr>
+        <w:spacing w:before="0" w:after="0"/>
+      </w:pPr>
+    </w:p>
+    <w:p>
+      <w:pPr>
+        <w:spacing w:before="0" w:after="0"/>
+      </w:pPr>
+    </w:p>
+    <w:p>
+      <w:pPr>
+        <w:spacing w:before="0" w:after="0"/>
+      </w:pPr>
+    </w:p>
+    <w:p>
+      <w:pPr>
+        <w:spacing w:before="0" w:after="0"/>
+      </w:pPr>
     </w:p>
     <w:p>
       <w:pPr>

--- a/00-首页/题组Word/第一轮习题集/结构化学/晶体结构练习题组-学生版.docx
+++ b/00-首页/题组Word/第一轮习题集/结构化学/晶体结构练习题组-学生版.docx
@@ -55,6 +55,14 @@
       <w:tblPr>
         <w:tblStyle w:val="Table"/>
         <w:tblW w:type="auto" w:w="0"/>
+        <w:tblBorders>
+          <w:top w:val="single" w:sz="12" w:space="0" w:color="000000"/>
+          <w:left w:val="none" w:sz="0" w:space="0" w:color="auto"/>
+          <w:bottom w:val="single" w:sz="12" w:space="0" w:color="000000"/>
+          <w:right w:val="none" w:sz="0" w:space="0" w:color="auto"/>
+          <w:insideH w:val="none" w:sz="0" w:space="0" w:color="auto"/>
+          <w:insideV w:val="none" w:sz="0" w:space="0" w:color="auto"/>
+        </w:tblBorders>
         <w:tblLook w:firstRow="1" w:lastRow="0" w:firstColumn="0" w:lastColumn="0" w:noHBand="0" w:noVBand="0" w:val="0020"/>
       </w:tblPr>
       <w:tblGrid>
@@ -68,7 +76,11 @@
           <w:tblHeader w:val="on"/>
         </w:trPr>
         <w:tc>
-          <w:tcPr/>
+          <w:tcPr>
+            <w:tcBorders>
+              <w:bottom w:val="single" w:sz="8" w:space="0" w:color="000000"/>
+            </w:tcBorders>
+          </w:tcPr>
           <w:p>
             <w:pPr>
               <w:pStyle w:val="Compact"/>
@@ -84,7 +96,11 @@
           </w:p>
         </w:tc>
         <w:tc>
-          <w:tcPr/>
+          <w:tcPr>
+            <w:tcBorders>
+              <w:bottom w:val="single" w:sz="8" w:space="0" w:color="000000"/>
+            </w:tcBorders>
+          </w:tcPr>
           <w:p>
             <w:pPr>
               <w:pStyle w:val="Compact"/>
@@ -100,7 +116,11 @@
           </w:p>
         </w:tc>
         <w:tc>
-          <w:tcPr/>
+          <w:tcPr>
+            <w:tcBorders>
+              <w:bottom w:val="single" w:sz="8" w:space="0" w:color="000000"/>
+            </w:tcBorders>
+          </w:tcPr>
           <w:p>
             <w:pPr>
               <w:pStyle w:val="Compact"/>
@@ -116,7 +136,11 @@
           </w:p>
         </w:tc>
         <w:tc>
-          <w:tcPr/>
+          <w:tcPr>
+            <w:tcBorders>
+              <w:bottom w:val="single" w:sz="8" w:space="0" w:color="000000"/>
+            </w:tcBorders>
+          </w:tcPr>
           <w:p>
             <w:pPr>
               <w:pStyle w:val="Compact"/>
@@ -641,8 +665,8 @@
     <w:p>
       <w:pPr>
         <w:pStyle w:val="FirstParagraph"/>
+        <w:spacing w:before="0" w:after="0"/>
         <w:ind w:left="480" w:hanging="480"/>
-        <w:spacing w:after="0"/>
       </w:pPr>
       <w:r>
         <w:rPr>
@@ -672,14 +696,88 @@
     <w:p>
       <w:pPr>
         <w:pStyle w:val="FirstParagraph"/>
+        <w:spacing w:before="0" w:after="0"/>
         <w:ind w:left="480" w:hanging="480"/>
+      </w:pPr>
+      <w:r>
+        <w:rPr>
+          <w:rFonts w:hint="eastAsia" w:ascii="Times New Roman" w:hAnsi="Times New Roman" w:eastAsia="Times New Roman" w:cs="Times New Roman"/>
+        </w:rPr>
+        <w:t>A.</w:t>
+      </w:r>
+      <w:r>
+        <w:rPr>
+          <w:rFonts w:ascii="Times New Roman" w:hAnsi="Times New Roman" w:eastAsia="Times New Roman" w:cs="Times New Roman"/>
+        </w:rPr>
+        <w:t xml:space="preserve"> </w:t>
+      </w:r>
+      <w:r>
+        <w:rPr>
+          <w:rFonts w:hint="eastAsia" w:ascii="Times New Roman" w:hAnsi="Times New Roman" w:eastAsia="Times New Roman" w:cs="Times New Roman"/>
+        </w:rPr>
+        <w:t>NaCl（</w:t>
+      </w:r>
+      <w:r>
+        <w:rPr>
+          <w:rFonts w:hint="eastAsia" w:ascii="Times New Roman" w:hAnsi="Times New Roman" w:eastAsia="FangSong" w:cs="Times New Roman"/>
+        </w:rPr>
+        <w:t>离子晶体</w:t>
+      </w:r>
+      <w:r>
+        <w:rPr>
+          <w:rFonts w:hint="eastAsia" w:ascii="Times New Roman" w:hAnsi="Times New Roman" w:eastAsia="Times New Roman" w:cs="Times New Roman"/>
+        </w:rPr>
+        <w:t>）;</w:t>
+      </w:r>
+      <w:r>
+        <w:rPr>
+          <w:rFonts w:ascii="Times New Roman" w:hAnsi="Times New Roman" w:eastAsia="Times New Roman" w:cs="Times New Roman"/>
+        </w:rPr>
+        <w:t xml:space="preserve"> </w:t>
+      </w:r>
+    </w:p>
+    <w:p>
+      <w:pPr>
+        <w:pStyle w:val="FirstParagraph"/>
         <w:spacing w:before="0" w:after="0"/>
-      </w:pPr>
-      <w:r>
-        <w:rPr>
-          <w:rFonts w:hint="eastAsia" w:ascii="Times New Roman" w:hAnsi="Times New Roman" w:eastAsia="Times New Roman" w:cs="Times New Roman"/>
-        </w:rPr>
-        <w:t>A.</w:t>
+        <w:ind w:left="480" w:hanging="480"/>
+      </w:pPr>
+      <w:r>
+        <w:rPr>
+          <w:rFonts w:ascii="Times New Roman" w:hAnsi="Times New Roman" w:eastAsia="Times New Roman" w:cs="Times New Roman"/>
+        </w:rPr>
+        <w:t xml:space="preserve">B. </w:t>
+      </w:r>
+      <w:r>
+        <w:rPr>
+          <w:rFonts w:hint="eastAsia" w:ascii="Times New Roman" w:hAnsi="Times New Roman" w:eastAsia="Times New Roman" w:cs="Times New Roman"/>
+        </w:rPr>
+        <w:t>SiO</w:t>
+      </w:r>
+      <w:r>
+        <w:rPr>
+          <w:rFonts w:hint="eastAsia" w:ascii="Times New Roman" w:hAnsi="Times New Roman" w:eastAsia="Times New Roman" w:cs="Times New Roman"/>
+          <w:vertAlign w:val="subscript"/>
+        </w:rPr>
+        <w:t>2</w:t>
+      </w:r>
+      <w:r>
+        <w:rPr>
+          <w:rFonts w:hint="eastAsia" w:ascii="Times New Roman" w:hAnsi="Times New Roman" w:eastAsia="Times New Roman" w:cs="Times New Roman"/>
+        </w:rPr>
+        <w:t>（</w:t>
+      </w:r>
+      <w:r>
+        <w:rPr>
+          <w:rFonts w:hint="eastAsia" w:ascii="Times New Roman" w:hAnsi="Times New Roman" w:eastAsia="FangSong" w:cs="Times New Roman"/>
+        </w:rPr>
+        <w:t>原子晶体</w:t>
+      </w:r>
+      <w:r>
+        <w:rPr>
+          <w:rFonts w:hint="eastAsia" w:ascii="Times New Roman" w:hAnsi="Times New Roman" w:eastAsia="Times New Roman" w:cs="Times New Roman"/>
+        </w:rPr>
+        <w:t>）;</w:t>
       </w:r>
       <w:r>
         <w:rPr>
@@ -687,17 +785,30 @@
         </w:rPr>
         <w:t xml:space="preserve"> </w:t>
       </w:r>
-      <w:r>
-        <w:rPr>
-          <w:rFonts w:hint="eastAsia" w:ascii="Times New Roman" w:hAnsi="Times New Roman" w:eastAsia="Times New Roman" w:cs="Times New Roman"/>
-        </w:rPr>
-        <w:t>NaCl（</w:t>
-      </w:r>
-      <w:r>
-        <w:rPr>
-          <w:rFonts w:hint="eastAsia" w:ascii="Times New Roman" w:hAnsi="Times New Roman" w:eastAsia="FangSong" w:cs="Times New Roman"/>
-        </w:rPr>
-        <w:t>离子晶体</w:t>
+    </w:p>
+    <w:p>
+      <w:pPr>
+        <w:pStyle w:val="FirstParagraph"/>
+        <w:spacing w:before="0" w:after="0"/>
+        <w:ind w:left="480" w:hanging="480"/>
+      </w:pPr>
+      <w:r>
+        <w:rPr>
+          <w:rFonts w:ascii="Times New Roman" w:hAnsi="Times New Roman" w:eastAsia="Times New Roman" w:cs="Times New Roman"/>
+        </w:rPr>
+        <w:t xml:space="preserve">C. </w:t>
+      </w:r>
+      <w:r>
+        <w:rPr>
+          <w:rFonts w:hint="eastAsia" w:ascii="Times New Roman" w:hAnsi="Times New Roman" w:eastAsia="Times New Roman" w:cs="Times New Roman"/>
+        </w:rPr>
+        <w:t>Cu（</w:t>
+      </w:r>
+      <w:r>
+        <w:rPr>
+          <w:rFonts w:hint="eastAsia" w:ascii="Times New Roman" w:hAnsi="Times New Roman" w:eastAsia="FangSong" w:cs="Times New Roman"/>
+        </w:rPr>
+        <w:t>金属晶体</w:t>
       </w:r>
       <w:r>
         <w:rPr>
@@ -715,95 +826,8 @@
     <w:p>
       <w:pPr>
         <w:pStyle w:val="FirstParagraph"/>
+        <w:spacing w:before="0" w:after="0"/>
         <w:ind w:left="480" w:hanging="480"/>
-        <w:spacing w:before="0" w:after="0"/>
-      </w:pPr>
-      <w:r>
-        <w:rPr>
-          <w:rFonts w:ascii="Times New Roman" w:hAnsi="Times New Roman" w:eastAsia="Times New Roman" w:cs="Times New Roman"/>
-        </w:rPr>
-        <w:t xml:space="preserve">B. </w:t>
-      </w:r>
-      <w:r>
-        <w:rPr>
-          <w:rFonts w:hint="eastAsia" w:ascii="Times New Roman" w:hAnsi="Times New Roman" w:eastAsia="Times New Roman" w:cs="Times New Roman"/>
-        </w:rPr>
-        <w:t>SiO</w:t>
-      </w:r>
-      <w:r>
-        <w:rPr>
-          <w:rFonts w:hint="eastAsia" w:ascii="Times New Roman" w:hAnsi="Times New Roman" w:eastAsia="Times New Roman" w:cs="Times New Roman"/>
-          <w:vertAlign w:val="subscript"/>
-        </w:rPr>
-        <w:t>2</w:t>
-      </w:r>
-      <w:r>
-        <w:rPr>
-          <w:rFonts w:hint="eastAsia" w:ascii="Times New Roman" w:hAnsi="Times New Roman" w:eastAsia="Times New Roman" w:cs="Times New Roman"/>
-        </w:rPr>
-        <w:t>（</w:t>
-      </w:r>
-      <w:r>
-        <w:rPr>
-          <w:rFonts w:hint="eastAsia" w:ascii="Times New Roman" w:hAnsi="Times New Roman" w:eastAsia="FangSong" w:cs="Times New Roman"/>
-        </w:rPr>
-        <w:t>原子晶体</w:t>
-      </w:r>
-      <w:r>
-        <w:rPr>
-          <w:rFonts w:hint="eastAsia" w:ascii="Times New Roman" w:hAnsi="Times New Roman" w:eastAsia="Times New Roman" w:cs="Times New Roman"/>
-        </w:rPr>
-        <w:t>）;</w:t>
-      </w:r>
-      <w:r>
-        <w:rPr>
-          <w:rFonts w:ascii="Times New Roman" w:hAnsi="Times New Roman" w:eastAsia="Times New Roman" w:cs="Times New Roman"/>
-        </w:rPr>
-        <w:t xml:space="preserve"> </w:t>
-      </w:r>
-    </w:p>
-    <w:p>
-      <w:pPr>
-        <w:pStyle w:val="FirstParagraph"/>
-        <w:ind w:left="480" w:hanging="480"/>
-        <w:spacing w:before="0" w:after="0"/>
-      </w:pPr>
-      <w:r>
-        <w:rPr>
-          <w:rFonts w:ascii="Times New Roman" w:hAnsi="Times New Roman" w:eastAsia="Times New Roman" w:cs="Times New Roman"/>
-        </w:rPr>
-        <w:t xml:space="preserve">C. </w:t>
-      </w:r>
-      <w:r>
-        <w:rPr>
-          <w:rFonts w:hint="eastAsia" w:ascii="Times New Roman" w:hAnsi="Times New Roman" w:eastAsia="Times New Roman" w:cs="Times New Roman"/>
-        </w:rPr>
-        <w:t>Cu（</w:t>
-      </w:r>
-      <w:r>
-        <w:rPr>
-          <w:rFonts w:hint="eastAsia" w:ascii="Times New Roman" w:hAnsi="Times New Roman" w:eastAsia="FangSong" w:cs="Times New Roman"/>
-        </w:rPr>
-        <w:t>金属晶体</w:t>
-      </w:r>
-      <w:r>
-        <w:rPr>
-          <w:rFonts w:hint="eastAsia" w:ascii="Times New Roman" w:hAnsi="Times New Roman" w:eastAsia="Times New Roman" w:cs="Times New Roman"/>
-        </w:rPr>
-        <w:t>）;</w:t>
-      </w:r>
-      <w:r>
-        <w:rPr>
-          <w:rFonts w:ascii="Times New Roman" w:hAnsi="Times New Roman" w:eastAsia="Times New Roman" w:cs="Times New Roman"/>
-        </w:rPr>
-        <w:t xml:space="preserve"> </w:t>
-      </w:r>
-    </w:p>
-    <w:p>
-      <w:pPr>
-        <w:pStyle w:val="FirstParagraph"/>
-        <w:ind w:left="480" w:hanging="480"/>
-        <w:spacing w:before="0" w:after="180"/>
       </w:pPr>
       <w:r>
         <w:rPr>
@@ -9230,6 +9254,14 @@
       <w:tblPr>
         <w:tblStyle w:val="Table"/>
         <w:tblW w:type="auto" w:w="0"/>
+        <w:tblBorders>
+          <w:top w:val="single" w:sz="12" w:space="0" w:color="000000"/>
+          <w:left w:val="none" w:sz="0" w:space="0" w:color="auto"/>
+          <w:bottom w:val="single" w:sz="12" w:space="0" w:color="000000"/>
+          <w:right w:val="none" w:sz="0" w:space="0" w:color="auto"/>
+          <w:insideH w:val="none" w:sz="0" w:space="0" w:color="auto"/>
+          <w:insideV w:val="none" w:sz="0" w:space="0" w:color="auto"/>
+        </w:tblBorders>
         <w:tblLook w:firstRow="1" w:lastRow="0" w:firstColumn="0" w:lastColumn="0" w:noHBand="0" w:noVBand="0" w:val="0020"/>
       </w:tblPr>
       <w:tblGrid>
@@ -9241,7 +9273,11 @@
           <w:tblHeader w:val="on"/>
         </w:trPr>
         <w:tc>
-          <w:tcPr/>
+          <w:tcPr>
+            <w:tcBorders>
+              <w:bottom w:val="single" w:sz="8" w:space="0" w:color="000000"/>
+            </w:tcBorders>
+          </w:tcPr>
           <w:p>
             <w:pPr>
               <w:pStyle w:val="Compact"/>
@@ -9257,7 +9293,11 @@
           </w:p>
         </w:tc>
         <w:tc>
-          <w:tcPr/>
+          <w:tcPr>
+            <w:tcBorders>
+              <w:bottom w:val="single" w:sz="8" w:space="0" w:color="000000"/>
+            </w:tcBorders>
+          </w:tcPr>
           <w:p>
             <w:pPr>
               <w:pStyle w:val="Compact"/>
@@ -41313,6 +41353,14 @@
       <w:tblPr>
         <w:tblStyle w:val="Table"/>
         <w:tblW w:type="auto" w:w="0"/>
+        <w:tblBorders>
+          <w:top w:val="single" w:sz="12" w:space="0" w:color="000000"/>
+          <w:left w:val="none" w:sz="0" w:space="0" w:color="auto"/>
+          <w:bottom w:val="single" w:sz="12" w:space="0" w:color="000000"/>
+          <w:right w:val="none" w:sz="0" w:space="0" w:color="auto"/>
+          <w:insideH w:val="none" w:sz="0" w:space="0" w:color="auto"/>
+          <w:insideV w:val="none" w:sz="0" w:space="0" w:color="auto"/>
+        </w:tblBorders>
         <w:tblLook w:firstRow="1" w:lastRow="0" w:firstColumn="0" w:lastColumn="0" w:noHBand="0" w:noVBand="0" w:val="0020"/>
       </w:tblPr>
       <w:tblGrid>
@@ -41324,7 +41372,11 @@
           <w:tblHeader w:val="on"/>
         </w:trPr>
         <w:tc>
-          <w:tcPr/>
+          <w:tcPr>
+            <w:tcBorders>
+              <w:bottom w:val="single" w:sz="8" w:space="0" w:color="000000"/>
+            </w:tcBorders>
+          </w:tcPr>
           <w:p>
             <w:pPr>
               <w:pStyle w:val="Compact"/>
@@ -41340,7 +41392,11 @@
           </w:p>
         </w:tc>
         <w:tc>
-          <w:tcPr/>
+          <w:tcPr>
+            <w:tcBorders>
+              <w:bottom w:val="single" w:sz="8" w:space="0" w:color="000000"/>
+            </w:tcBorders>
+          </w:tcPr>
           <w:p>
             <w:pPr>
               <w:pStyle w:val="Compact"/>
@@ -42504,6 +42560,14 @@
         <w:tblStyle w:val="Table"/>
         <w:tblW w:type="pct" w:w="5000"/>
         <w:tblLayout w:type="fixed"/>
+        <w:tblBorders>
+          <w:top w:val="single" w:sz="12" w:space="0" w:color="000000"/>
+          <w:left w:val="none" w:sz="0" w:space="0" w:color="auto"/>
+          <w:bottom w:val="single" w:sz="12" w:space="0" w:color="000000"/>
+          <w:right w:val="none" w:sz="0" w:space="0" w:color="auto"/>
+          <w:insideH w:val="none" w:sz="0" w:space="0" w:color="auto"/>
+          <w:insideV w:val="none" w:sz="0" w:space="0" w:color="auto"/>
+        </w:tblBorders>
         <w:tblLook w:firstRow="1" w:lastRow="0" w:firstColumn="0" w:lastColumn="0" w:noHBand="0" w:noVBand="0" w:val="0020"/>
       </w:tblPr>
       <w:tblGrid>
@@ -42516,7 +42580,11 @@
           <w:tblHeader w:val="on"/>
         </w:trPr>
         <w:tc>
-          <w:tcPr/>
+          <w:tcPr>
+            <w:tcBorders>
+              <w:bottom w:val="single" w:sz="8" w:space="0" w:color="000000"/>
+            </w:tcBorders>
+          </w:tcPr>
           <w:p>
             <w:pPr>
               <w:pStyle w:val="Compact"/>
@@ -42532,7 +42600,11 @@
           </w:p>
         </w:tc>
         <w:tc>
-          <w:tcPr/>
+          <w:tcPr>
+            <w:tcBorders>
+              <w:bottom w:val="single" w:sz="8" w:space="0" w:color="000000"/>
+            </w:tcBorders>
+          </w:tcPr>
           <w:p>
             <w:pPr>
               <w:pStyle w:val="Compact"/>
@@ -42548,7 +42620,11 @@
           </w:p>
         </w:tc>
         <w:tc>
-          <w:tcPr/>
+          <w:tcPr>
+            <w:tcBorders>
+              <w:bottom w:val="single" w:sz="8" w:space="0" w:color="000000"/>
+            </w:tcBorders>
+          </w:tcPr>
           <w:p>
             <w:pPr>
               <w:pStyle w:val="Compact"/>
@@ -49284,7 +49360,7 @@
     <ns0:rPr>
       <ns0:rFonts ns0:ascii="Times New Roman" ns0:cs="Times New Roman" ns0:eastAsia="SimHei" ns0:hAnsi="Times New Roman"/>
       <ns0:b/>
-      <ns0:color ns0:val="17324D"/>
+      <ns0:color ns0:val="000000"/>
       <ns0:sz ns0:val="44"/>
       <ns0:szCs ns0:val="56"/>
     </ns0:rPr>
@@ -49426,7 +49502,7 @@
     <ns0:rPr>
       <ns0:rFonts ns0:ascii="Times New Roman" ns0:cs="Times New Roman" ns0:eastAsia="SimHei" ns0:hAnsi="Times New Roman"/>
       <ns0:b/>
-      <ns0:color ns0:val="17324D"/>
+      <ns0:color ns0:val="000000"/>
       <ns0:sz ns0:val="32"/>
       <ns0:szCs ns0:val="40"/>
     </ns0:rPr>
@@ -49450,7 +49526,7 @@
     <ns0:rPr>
       <ns0:rFonts ns0:ascii="Times New Roman" ns0:cs="Times New Roman" ns0:eastAsia="SimHei" ns0:hAnsi="Times New Roman"/>
       <ns0:b/>
-      <ns0:color ns0:val="17324D"/>
+      <ns0:color ns0:val="000000"/>
       <ns0:sz ns0:val="28"/>
       <ns0:szCs ns0:val="32"/>
     </ns0:rPr>
@@ -49474,7 +49550,7 @@
     <ns0:rPr>
       <ns0:rFonts ns0:ascii="Times New Roman" ns0:cs="Times New Roman" ns0:eastAsia="SimHei" ns0:hAnsi="Times New Roman"/>
       <ns0:b/>
-      <ns0:color ns0:val="17324D"/>
+      <ns0:color ns0:val="000000"/>
       <ns0:sz ns0:val="25"/>
       <ns0:szCs ns0:val="28"/>
     </ns0:rPr>
